--- a/resources/dist/sheets/us-slavery-and-slave-trade-1850-student-sheet-es.docx
+++ b/resources/dist/sheets/us-slavery-and-slave-trade-1850-student-sheet-es.docx
@@ -76,7 +76,7 @@
         </w:rPr>
         <w:t xml:space="preserve">Abre el mapa en MapMaker: </w:t>
       </w:r>
-      <w:hyperlink w:history="1" r:id="rIdpcelkaenf0o7dryeeb55g">
+      <w:hyperlink w:history="1" r:id="rIdlhgtqh-gl4nirj0ecvjqo">
         <w:r>
           <w:rPr>
             <w:i/>

--- a/resources/dist/sheets/us-slavery-and-slave-trade-1850-student-sheet-es.docx
+++ b/resources/dist/sheets/us-slavery-and-slave-trade-1850-student-sheet-es.docx
@@ -76,7 +76,7 @@
         </w:rPr>
         <w:t xml:space="preserve">Abre el mapa en MapMaker: </w:t>
       </w:r>
-      <w:hyperlink w:history="1" r:id="rIdlhgtqh-gl4nirj0ecvjqo">
+      <w:hyperlink w:history="1" r:id="rIduxpzqkdeufeab-a1t9fho">
         <w:r>
           <w:rPr>
             <w:i/>

--- a/resources/dist/sheets/us-slavery-and-slave-trade-1850-student-sheet-es.docx
+++ b/resources/dist/sheets/us-slavery-and-slave-trade-1850-student-sheet-es.docx
@@ -76,7 +76,7 @@
         </w:rPr>
         <w:t xml:space="preserve">Abre el mapa en MapMaker: </w:t>
       </w:r>
-      <w:hyperlink w:history="1" r:id="rIduxpzqkdeufeab-a1t9fho">
+      <w:hyperlink w:history="1" r:id="rIdyyqb1eyomptii77fnx7lf">
         <w:r>
           <w:rPr>
             <w:i/>

--- a/resources/dist/sheets/us-slavery-and-slave-trade-1850-student-sheet-es.docx
+++ b/resources/dist/sheets/us-slavery-and-slave-trade-1850-student-sheet-es.docx
@@ -76,7 +76,7 @@
         </w:rPr>
         <w:t xml:space="preserve">Abre el mapa en MapMaker: </w:t>
       </w:r>
-      <w:hyperlink w:history="1" r:id="rIdyyqb1eyomptii77fnx7lf">
+      <w:hyperlink w:history="1" r:id="rIdl6o3w9iqtmzlgy_qgrywh">
         <w:r>
           <w:rPr>
             <w:i/>

--- a/resources/dist/sheets/us-slavery-and-slave-trade-1850-student-sheet-es.docx
+++ b/resources/dist/sheets/us-slavery-and-slave-trade-1850-student-sheet-es.docx
@@ -76,7 +76,7 @@
         </w:rPr>
         <w:t xml:space="preserve">Abre el mapa en MapMaker: </w:t>
       </w:r>
-      <w:hyperlink w:history="1" r:id="rIdl6o3w9iqtmzlgy_qgrywh">
+      <w:hyperlink w:history="1" r:id="rIdcsqoegh8iqtu81tjfsl2w">
         <w:r>
           <w:rPr>
             <w:i/>

--- a/resources/dist/sheets/us-slavery-and-slave-trade-1850-student-sheet-es.docx
+++ b/resources/dist/sheets/us-slavery-and-slave-trade-1850-student-sheet-es.docx
@@ -76,7 +76,7 @@
         </w:rPr>
         <w:t xml:space="preserve">Abre el mapa en MapMaker: </w:t>
       </w:r>
-      <w:hyperlink w:history="1" r:id="rIdcsqoegh8iqtu81tjfsl2w">
+      <w:hyperlink w:history="1" r:id="rIdarnvi5khlxpvmlulbjmcl">
         <w:r>
           <w:rPr>
             <w:i/>

--- a/resources/dist/sheets/us-slavery-and-slave-trade-1850-student-sheet-es.docx
+++ b/resources/dist/sheets/us-slavery-and-slave-trade-1850-student-sheet-es.docx
@@ -76,7 +76,7 @@
         </w:rPr>
         <w:t xml:space="preserve">Abre el mapa en MapMaker: </w:t>
       </w:r>
-      <w:hyperlink w:history="1" r:id="rIdarnvi5khlxpvmlulbjmcl">
+      <w:hyperlink w:history="1" r:id="rIdvdy9-2wv1iqwrh93ygne3">
         <w:r>
           <w:rPr>
             <w:i/>

--- a/resources/dist/sheets/us-slavery-and-slave-trade-1850-student-sheet-es.docx
+++ b/resources/dist/sheets/us-slavery-and-slave-trade-1850-student-sheet-es.docx
@@ -76,7 +76,7 @@
         </w:rPr>
         <w:t xml:space="preserve">Abre el mapa en MapMaker: </w:t>
       </w:r>
-      <w:hyperlink w:history="1" r:id="rIdvdy9-2wv1iqwrh93ygne3">
+      <w:hyperlink w:history="1" r:id="rId1zkd118s08-schmuo4yu6">
         <w:r>
           <w:rPr>
             <w:i/>

--- a/resources/dist/sheets/us-slavery-and-slave-trade-1850-student-sheet-es.docx
+++ b/resources/dist/sheets/us-slavery-and-slave-trade-1850-student-sheet-es.docx
@@ -76,7 +76,7 @@
         </w:rPr>
         <w:t xml:space="preserve">Abre el mapa en MapMaker: </w:t>
       </w:r>
-      <w:hyperlink w:history="1" r:id="rId1zkd118s08-schmuo4yu6">
+      <w:hyperlink w:history="1" r:id="rIdlrjpp6yrrky-gcm_zfhl-">
         <w:r>
           <w:rPr>
             <w:i/>

--- a/resources/dist/sheets/us-slavery-and-slave-trade-1850-student-sheet-es.docx
+++ b/resources/dist/sheets/us-slavery-and-slave-trade-1850-student-sheet-es.docx
@@ -76,7 +76,7 @@
         </w:rPr>
         <w:t xml:space="preserve">Abre el mapa en MapMaker: </w:t>
       </w:r>
-      <w:hyperlink w:history="1" r:id="rIdlrjpp6yrrky-gcm_zfhl-">
+      <w:hyperlink w:history="1" r:id="rIdcow40bpeqbtvy-rm5aoku">
         <w:r>
           <w:rPr>
             <w:i/>

--- a/resources/dist/sheets/us-slavery-and-slave-trade-1850-student-sheet-es.docx
+++ b/resources/dist/sheets/us-slavery-and-slave-trade-1850-student-sheet-es.docx
@@ -76,7 +76,7 @@
         </w:rPr>
         <w:t xml:space="preserve">Abre el mapa en MapMaker: </w:t>
       </w:r>
-      <w:hyperlink w:history="1" r:id="rIdcow40bpeqbtvy-rm5aoku">
+      <w:hyperlink w:history="1" r:id="rIdrvdd_lp-8sdsavpimeqfl">
         <w:r>
           <w:rPr>
             <w:i/>
@@ -92,6 +92,7 @@
     <w:p>
       <w:pPr>
         <w:pStyle w:val="ListParagraph"/>
+        <w:keepNext w:val="false"/>
         <w:numPr>
           <w:ilvl w:val="0"/>
           <w:numId w:val="2"/>
@@ -115,6 +116,7 @@
     </w:p>
     <w:p>
       <w:pPr>
+        <w:keepNext w:val="false"/>
         <w:pBdr>
           <w:bottom w:val="single" w:color="8A949F" w:sz="4" w:space="1"/>
         </w:pBdr>
@@ -129,6 +131,7 @@
     </w:p>
     <w:p>
       <w:pPr>
+        <w:keepNext w:val="false"/>
         <w:pBdr>
           <w:bottom w:val="single" w:color="8A949E" w:sz="4" w:space="1"/>
         </w:pBdr>
@@ -144,6 +147,7 @@
     <w:p>
       <w:pPr>
         <w:pStyle w:val="ListParagraph"/>
+        <w:keepNext w:val="false"/>
         <w:numPr>
           <w:ilvl w:val="0"/>
           <w:numId w:val="2"/>
@@ -167,6 +171,7 @@
     </w:p>
     <w:p>
       <w:pPr>
+        <w:keepNext w:val="false"/>
         <w:pBdr>
           <w:bottom w:val="single" w:color="8A949F" w:sz="4" w:space="1"/>
         </w:pBdr>
@@ -181,6 +186,7 @@
     </w:p>
     <w:p>
       <w:pPr>
+        <w:keepNext w:val="false"/>
         <w:pBdr>
           <w:bottom w:val="single" w:color="8A949E" w:sz="4" w:space="1"/>
         </w:pBdr>
@@ -196,6 +202,7 @@
     <w:p>
       <w:pPr>
         <w:pStyle w:val="ListParagraph"/>
+        <w:keepNext w:val="false"/>
         <w:numPr>
           <w:ilvl w:val="0"/>
           <w:numId w:val="2"/>
@@ -219,6 +226,7 @@
     </w:p>
     <w:p>
       <w:pPr>
+        <w:keepNext w:val="false"/>
         <w:pBdr>
           <w:bottom w:val="single" w:color="8A949F" w:sz="4" w:space="1"/>
         </w:pBdr>
@@ -233,6 +241,7 @@
     </w:p>
     <w:p>
       <w:pPr>
+        <w:keepNext w:val="false"/>
         <w:pBdr>
           <w:bottom w:val="single" w:color="8A949E" w:sz="4" w:space="1"/>
         </w:pBdr>
@@ -248,6 +257,7 @@
     <w:p>
       <w:pPr>
         <w:pStyle w:val="ListParagraph"/>
+        <w:keepNext w:val="false"/>
         <w:numPr>
           <w:ilvl w:val="0"/>
           <w:numId w:val="2"/>
@@ -271,6 +281,7 @@
     </w:p>
     <w:p>
       <w:pPr>
+        <w:keepNext w:val="false"/>
         <w:pBdr>
           <w:bottom w:val="single" w:color="8A949F" w:sz="4" w:space="1"/>
         </w:pBdr>
@@ -285,6 +296,7 @@
     </w:p>
     <w:p>
       <w:pPr>
+        <w:keepNext w:val="false"/>
         <w:pBdr>
           <w:bottom w:val="single" w:color="8A949E" w:sz="4" w:space="1"/>
         </w:pBdr>
@@ -299,6 +311,7 @@
     </w:p>
     <w:p>
       <w:pPr>
+        <w:keepNext w:val="false"/>
         <w:spacing w:before="320"/>
       </w:pPr>
       <w:r>
@@ -318,6 +331,7 @@
     </w:p>
     <w:p>
       <w:pPr>
+        <w:keepNext w:val="false"/>
         <w:pBdr>
           <w:bottom w:val="single" w:color="8A949F" w:sz="4" w:space="1"/>
         </w:pBdr>
@@ -332,6 +346,7 @@
     </w:p>
     <w:p>
       <w:pPr>
+        <w:keepNext w:val="false"/>
         <w:pBdr>
           <w:bottom w:val="single" w:color="8A949E" w:sz="4" w:space="1"/>
         </w:pBdr>
@@ -346,6 +361,7 @@
     </w:p>
     <w:p>
       <w:pPr>
+        <w:keepNext w:val="false"/>
         <w:pBdr>
           <w:bottom w:val="single" w:color="8A949F" w:sz="4" w:space="1"/>
         </w:pBdr>
@@ -781,6 +797,25 @@
       <w:szCs w:val="36"/>
     </w:rPr>
   </w:style>
+  <w:style w:type="paragraph" w:styleId="Heading2">
+    <w:name w:val="Heading 2"/>
+    <w:basedOn w:val="Normal"/>
+    <w:next w:val="Normal"/>
+    <w:qFormat/>
+    <w:pPr>
+      <w:keepNext/>
+      <w:spacing w:after="40" w:before="180"/>
+      <w:outlineLvl w:val="1"/>
+    </w:pPr>
+    <w:rPr>
+      <w:rFonts w:ascii="Arial" w:cs="Arial" w:eastAsia="Arial" w:hAnsi="Arial"/>
+      <w:b/>
+      <w:bCs/>
+      <w:color w:val="1F1F1F"/>
+      <w:sz w:val="28"/>
+      <w:szCs w:val="28"/>
+    </w:rPr>
+  </w:style>
   <w:style w:type="paragraph" w:styleId="Subtle">
     <w:name w:val="Subtle"/>
     <w:basedOn w:val="Normal"/>

--- a/resources/dist/sheets/us-slavery-and-slave-trade-1850-student-sheet-es.docx
+++ b/resources/dist/sheets/us-slavery-and-slave-trade-1850-student-sheet-es.docx
@@ -29,7 +29,7 @@
         <w:tabs>
           <w:tab w:val="left" w:pos="5200"/>
         </w:tabs>
-        <w:spacing w:after="200" w:before="200"/>
+        <w:spacing w:after="120" w:before="120"/>
       </w:pPr>
       <w:r>
         <w:rPr>
@@ -76,7 +76,7 @@
         </w:rPr>
         <w:t xml:space="preserve">Abre el mapa en MapMaker: </w:t>
       </w:r>
-      <w:hyperlink w:history="1" r:id="rIdrvdd_lp-8sdsavpimeqfl">
+      <w:hyperlink w:history="1" r:id="rIdbjl0m6g929h3hbcj0b79f">
         <w:r>
           <w:rPr>
             <w:i/>
@@ -91,8 +91,83 @@
     </w:p>
     <w:p>
       <w:pPr>
+        <w:pStyle w:val="Heading2"/>
+      </w:pPr>
+      <w:r>
+        <w:rPr>
+          <w:lang w:val="es-US"/>
+        </w:rPr>
+        <w:t xml:space="preserve">Antes de empezar</w:t>
+      </w:r>
+    </w:p>
+    <w:p>
+      <w:pPr>
+        <w:spacing w:after="80"/>
+      </w:pPr>
+      <w:r>
+        <w:rPr>
+          <w:lang w:val="es-US"/>
+        </w:rPr>
+        <w:t xml:space="preserve">Hacia 1850, los estados del Norte habían abolido la esclavitud o aprobado leyes para abolirla, pero en el Sur la esclavitud era legal y seguía creciendo. Más de 3 millones de personas estaban esclavizadas en Estados Unidos. Cada vez que un nuevo estado se unía a la Unión, el Congreso discutía si allí se permitiría la esclavitud.</w:t>
+      </w:r>
+    </w:p>
+    <w:p>
+      <w:pPr>
+        <w:pStyle w:val="Heading2"/>
+      </w:pPr>
+      <w:r>
+        <w:rPr>
+          <w:lang w:val="es-US"/>
+        </w:rPr>
+        <w:t xml:space="preserve">Cómo leer el mapa</w:t>
+      </w:r>
+    </w:p>
+    <w:p>
+      <w:pPr>
+        <w:spacing w:after="80"/>
+      </w:pPr>
+      <w:r>
+        <w:rPr>
+          <w:lang w:val="es-US"/>
+        </w:rPr>
+        <w:t xml:space="preserve">Los estados y territorios aparecen en tonos marrones si eran libres y en tonos verdes si permitían la esclavitud; los tonos más claros indican que eran libres, o esclavistas, por un compromiso. Una línea gris discontinua marca la línea del Compromiso de Misuri. Las líneas negras continuas son rutas internas de la trata de esclavos. No tienen flechas. Las líneas discontinuas y punteadas de la misma capa muestran rutas marítimas y los viajes de dos barcos, el Amistad y el Creole. Las líneas anaranjadas son rutas aproximadas del Ferrocarril Subterráneo. Acércate para ver las ciudades a lo largo de ellas: puntos anaranjados en Estados Unidos y puntos negros en Canadá.</w:t>
+      </w:r>
+    </w:p>
+    <w:p>
+      <w:pPr>
+        <w:shd w:fill="F3F3F3" w:val="clear"/>
+        <w:spacing w:after="120" w:before="60"/>
+      </w:pPr>
+      <w:r>
+        <w:rPr>
+          <w:b/>
+          <w:bCs/>
+          <w:lang w:val="es-US"/>
+        </w:rPr>
+        <w:t xml:space="preserve">Consejo: </w:t>
+      </w:r>
+      <w:r>
+        <w:rPr>
+          <w:lang w:val="es-US"/>
+        </w:rPr>
+        <w:t xml:space="preserve">Si una ventana emergente dice 1 de 2 (o más), hay más de un elemento en ese lugar. Usa las flechas de la ventana para ver cada uno.</w:t>
+      </w:r>
+    </w:p>
+    <w:p>
+      <w:pPr>
+        <w:pStyle w:val="Heading2"/>
+      </w:pPr>
+      <w:r>
+        <w:rPr>
+          <w:lang w:val="es-US"/>
+        </w:rPr>
+        <w:t xml:space="preserve">Preguntas</w:t>
+      </w:r>
+    </w:p>
+    <w:p>
+      <w:pPr>
         <w:pStyle w:val="ListParagraph"/>
-        <w:keepNext w:val="false"/>
+        <w:keepNext/>
         <w:numPr>
           <w:ilvl w:val="0"/>
           <w:numId w:val="2"/>
@@ -116,26 +191,41 @@
     </w:p>
     <w:p>
       <w:pPr>
+        <w:keepNext/>
+        <w:pBdr>
+          <w:bottom w:val="single" w:color="8A949F" w:sz="4" w:space="1"/>
+        </w:pBdr>
+        <w:spacing w:before="100"/>
+      </w:pPr>
+      <w:r>
+        <w:rPr>
+          <w:lang w:val="es-US"/>
+        </w:rPr>
+        <w:t xml:space="preserve"/>
+      </w:r>
+    </w:p>
+    <w:p>
+      <w:pPr>
+        <w:keepNext/>
+        <w:pBdr>
+          <w:bottom w:val="single" w:color="8A949E" w:sz="4" w:space="1"/>
+        </w:pBdr>
+        <w:spacing w:before="100"/>
+      </w:pPr>
+      <w:r>
+        <w:rPr>
+          <w:lang w:val="es-US"/>
+        </w:rPr>
+        <w:t xml:space="preserve"/>
+      </w:r>
+    </w:p>
+    <w:p>
+      <w:pPr>
         <w:keepNext w:val="false"/>
         <w:pBdr>
           <w:bottom w:val="single" w:color="8A949F" w:sz="4" w:space="1"/>
         </w:pBdr>
-        <w:spacing w:before="170"/>
-      </w:pPr>
-      <w:r>
-        <w:rPr>
-          <w:lang w:val="es-US"/>
-        </w:rPr>
-        <w:t xml:space="preserve"/>
-      </w:r>
-    </w:p>
-    <w:p>
-      <w:pPr>
-        <w:keepNext w:val="false"/>
-        <w:pBdr>
-          <w:bottom w:val="single" w:color="8A949E" w:sz="4" w:space="1"/>
-        </w:pBdr>
-        <w:spacing w:before="170"/>
+        <w:spacing w:before="100"/>
       </w:pPr>
       <w:r>
         <w:rPr>
@@ -147,7 +237,7 @@
     <w:p>
       <w:pPr>
         <w:pStyle w:val="ListParagraph"/>
-        <w:keepNext w:val="false"/>
+        <w:keepNext/>
         <w:numPr>
           <w:ilvl w:val="0"/>
           <w:numId w:val="2"/>
@@ -166,7 +256,37 @@
         <w:rPr>
           <w:lang w:val="es-US"/>
         </w:rPr>
-        <w:t xml:space="preserve">Busca la línea del Compromiso de Misuri. La esclavitud estaba prohibida al norte de ella en el territorio de Luisiana. ¿Qué estado esclavista está mayormente al norte de la línea?</w:t>
+        <w:t xml:space="preserve">Busca la línea del Compromiso de Misuri (la línea gris discontinua). La esclavitud estaba prohibida al norte de ella en el territorio de Luisiana. ¿Qué estado esclavista está mayormente al norte de la línea?</w:t>
+      </w:r>
+    </w:p>
+    <w:p>
+      <w:pPr>
+        <w:keepNext/>
+        <w:pBdr>
+          <w:bottom w:val="single" w:color="8A949F" w:sz="4" w:space="1"/>
+        </w:pBdr>
+        <w:spacing w:before="100"/>
+      </w:pPr>
+      <w:r>
+        <w:rPr>
+          <w:lang w:val="es-US"/>
+        </w:rPr>
+        <w:t xml:space="preserve"/>
+      </w:r>
+    </w:p>
+    <w:p>
+      <w:pPr>
+        <w:keepNext/>
+        <w:pBdr>
+          <w:bottom w:val="single" w:color="8A949E" w:sz="4" w:space="1"/>
+        </w:pBdr>
+        <w:spacing w:before="100"/>
+      </w:pPr>
+      <w:r>
+        <w:rPr>
+          <w:lang w:val="es-US"/>
+        </w:rPr>
+        <w:t xml:space="preserve"/>
       </w:r>
     </w:p>
     <w:p>
@@ -175,22 +295,7 @@
         <w:pBdr>
           <w:bottom w:val="single" w:color="8A949F" w:sz="4" w:space="1"/>
         </w:pBdr>
-        <w:spacing w:before="170"/>
-      </w:pPr>
-      <w:r>
-        <w:rPr>
-          <w:lang w:val="es-US"/>
-        </w:rPr>
-        <w:t xml:space="preserve"/>
-      </w:r>
-    </w:p>
-    <w:p>
-      <w:pPr>
-        <w:keepNext w:val="false"/>
-        <w:pBdr>
-          <w:bottom w:val="single" w:color="8A949E" w:sz="4" w:space="1"/>
-        </w:pBdr>
-        <w:spacing w:before="170"/>
+        <w:spacing w:before="100"/>
       </w:pPr>
       <w:r>
         <w:rPr>
@@ -202,7 +307,7 @@
     <w:p>
       <w:pPr>
         <w:pStyle w:val="ListParagraph"/>
-        <w:keepNext w:val="false"/>
+        <w:keepNext/>
         <w:numPr>
           <w:ilvl w:val="0"/>
           <w:numId w:val="2"/>
@@ -221,7 +326,37 @@
         <w:rPr>
           <w:lang w:val="es-US"/>
         </w:rPr>
-        <w:t xml:space="preserve">Sigue la capa Internal Routes of the US Slave Trade (rutas internas de la trata de esclavos). ¿En qué estados empiezan las rutas y dónde terminan? ¿En qué dirección fueron obligadas a moverse las personas esclavizadas?</w:t>
+        <w:t xml:space="preserve">Sigue las líneas negras continuas de la capa Internal Routes of the US Slave Trade (rutas internas de la trata de esclavos). ¿Qué estados conectan las rutas? Las líneas no tienen flechas, así que usa lo que has aprendido: ¿en qué dirección fueron obligadas a moverse las personas esclavizadas?</w:t>
+      </w:r>
+    </w:p>
+    <w:p>
+      <w:pPr>
+        <w:keepNext/>
+        <w:pBdr>
+          <w:bottom w:val="single" w:color="8A949F" w:sz="4" w:space="1"/>
+        </w:pBdr>
+        <w:spacing w:before="100"/>
+      </w:pPr>
+      <w:r>
+        <w:rPr>
+          <w:lang w:val="es-US"/>
+        </w:rPr>
+        <w:t xml:space="preserve"/>
+      </w:r>
+    </w:p>
+    <w:p>
+      <w:pPr>
+        <w:keepNext/>
+        <w:pBdr>
+          <w:bottom w:val="single" w:color="8A949E" w:sz="4" w:space="1"/>
+        </w:pBdr>
+        <w:spacing w:before="100"/>
+      </w:pPr>
+      <w:r>
+        <w:rPr>
+          <w:lang w:val="es-US"/>
+        </w:rPr>
+        <w:t xml:space="preserve"/>
       </w:r>
     </w:p>
     <w:p>
@@ -230,22 +365,7 @@
         <w:pBdr>
           <w:bottom w:val="single" w:color="8A949F" w:sz="4" w:space="1"/>
         </w:pBdr>
-        <w:spacing w:before="170"/>
-      </w:pPr>
-      <w:r>
-        <w:rPr>
-          <w:lang w:val="es-US"/>
-        </w:rPr>
-        <w:t xml:space="preserve"/>
-      </w:r>
-    </w:p>
-    <w:p>
-      <w:pPr>
-        <w:keepNext w:val="false"/>
-        <w:pBdr>
-          <w:bottom w:val="single" w:color="8A949E" w:sz="4" w:space="1"/>
-        </w:pBdr>
-        <w:spacing w:before="170"/>
+        <w:spacing w:before="100"/>
       </w:pPr>
       <w:r>
         <w:rPr>
@@ -257,7 +377,7 @@
     <w:p>
       <w:pPr>
         <w:pStyle w:val="ListParagraph"/>
-        <w:keepNext w:val="false"/>
+        <w:keepNext/>
         <w:numPr>
           <w:ilvl w:val="0"/>
           <w:numId w:val="2"/>
@@ -276,7 +396,37 @@
         <w:rPr>
           <w:lang w:val="es-US"/>
         </w:rPr>
-        <w:t xml:space="preserve">Abre el marcador Illinois, Indiana, and Ohio. Sigue las rutas del Ferrocarril Subterráneo hacia el norte desde el río Ohio. ¿A dónde llevan?</w:t>
+        <w:t xml:space="preserve">Abre el marcador Illinois, Indiana, and Ohio. Sigue hacia el norte, desde el río Ohio, las rutas anaranjadas del Ferrocarril Subterráneo, y acércate para leer los nombres de las ciudades a lo largo de ellas. ¿A dónde llevan las rutas?</w:t>
+      </w:r>
+    </w:p>
+    <w:p>
+      <w:pPr>
+        <w:keepNext/>
+        <w:pBdr>
+          <w:bottom w:val="single" w:color="8A949F" w:sz="4" w:space="1"/>
+        </w:pBdr>
+        <w:spacing w:before="100"/>
+      </w:pPr>
+      <w:r>
+        <w:rPr>
+          <w:lang w:val="es-US"/>
+        </w:rPr>
+        <w:t xml:space="preserve"/>
+      </w:r>
+    </w:p>
+    <w:p>
+      <w:pPr>
+        <w:keepNext/>
+        <w:pBdr>
+          <w:bottom w:val="single" w:color="8A949E" w:sz="4" w:space="1"/>
+        </w:pBdr>
+        <w:spacing w:before="100"/>
+      </w:pPr>
+      <w:r>
+        <w:rPr>
+          <w:lang w:val="es-US"/>
+        </w:rPr>
+        <w:t xml:space="preserve"/>
       </w:r>
     </w:p>
     <w:p>
@@ -285,33 +435,18 @@
         <w:pBdr>
           <w:bottom w:val="single" w:color="8A949F" w:sz="4" w:space="1"/>
         </w:pBdr>
-        <w:spacing w:before="170"/>
-      </w:pPr>
-      <w:r>
-        <w:rPr>
-          <w:lang w:val="es-US"/>
-        </w:rPr>
-        <w:t xml:space="preserve"/>
-      </w:r>
-    </w:p>
-    <w:p>
-      <w:pPr>
-        <w:keepNext w:val="false"/>
-        <w:pBdr>
-          <w:bottom w:val="single" w:color="8A949E" w:sz="4" w:space="1"/>
-        </w:pBdr>
-        <w:spacing w:before="170"/>
-      </w:pPr>
-      <w:r>
-        <w:rPr>
-          <w:lang w:val="es-US"/>
-        </w:rPr>
-        <w:t xml:space="preserve"/>
-      </w:r>
-    </w:p>
-    <w:p>
-      <w:pPr>
-        <w:keepNext w:val="false"/>
+        <w:spacing w:before="100"/>
+      </w:pPr>
+      <w:r>
+        <w:rPr>
+          <w:lang w:val="es-US"/>
+        </w:rPr>
+        <w:t xml:space="preserve"/>
+      </w:r>
+    </w:p>
+    <w:p>
+      <w:pPr>
+        <w:keepNext/>
         <w:spacing w:before="320"/>
       </w:pPr>
       <w:r>
@@ -331,11 +466,123 @@
     </w:p>
     <w:p>
       <w:pPr>
+        <w:keepNext/>
+        <w:pBdr>
+          <w:bottom w:val="single" w:color="8A949F" w:sz="4" w:space="1"/>
+        </w:pBdr>
+        <w:spacing w:before="100"/>
+      </w:pPr>
+      <w:r>
+        <w:rPr>
+          <w:lang w:val="es-US"/>
+        </w:rPr>
+        <w:t xml:space="preserve"/>
+      </w:r>
+    </w:p>
+    <w:p>
+      <w:pPr>
+        <w:keepNext/>
+        <w:pBdr>
+          <w:bottom w:val="single" w:color="8A949E" w:sz="4" w:space="1"/>
+        </w:pBdr>
+        <w:spacing w:before="100"/>
+      </w:pPr>
+      <w:r>
+        <w:rPr>
+          <w:lang w:val="es-US"/>
+        </w:rPr>
+        <w:t xml:space="preserve"/>
+      </w:r>
+    </w:p>
+    <w:p>
+      <w:pPr>
+        <w:keepNext/>
+        <w:pBdr>
+          <w:bottom w:val="single" w:color="8A949F" w:sz="4" w:space="1"/>
+        </w:pBdr>
+        <w:spacing w:before="100"/>
+      </w:pPr>
+      <w:r>
+        <w:rPr>
+          <w:lang w:val="es-US"/>
+        </w:rPr>
+        <w:t xml:space="preserve"/>
+      </w:r>
+    </w:p>
+    <w:p>
+      <w:pPr>
+        <w:keepNext/>
+        <w:pBdr>
+          <w:bottom w:val="single" w:color="8A949E" w:sz="4" w:space="1"/>
+        </w:pBdr>
+        <w:spacing w:before="100"/>
+      </w:pPr>
+      <w:r>
+        <w:rPr>
+          <w:lang w:val="es-US"/>
+        </w:rPr>
+        <w:t xml:space="preserve"/>
+      </w:r>
+    </w:p>
+    <w:p>
+      <w:pPr>
         <w:keepNext w:val="false"/>
         <w:pBdr>
           <w:bottom w:val="single" w:color="8A949F" w:sz="4" w:space="1"/>
         </w:pBdr>
-        <w:spacing w:before="170"/>
+        <w:spacing w:before="100"/>
+      </w:pPr>
+      <w:r>
+        <w:rPr>
+          <w:lang w:val="es-US"/>
+        </w:rPr>
+        <w:t xml:space="preserve"/>
+      </w:r>
+    </w:p>
+    <w:p>
+      <w:pPr>
+        <w:pStyle w:val="Heading2"/>
+      </w:pPr>
+      <w:r>
+        <w:rPr>
+          <w:lang w:val="es-US"/>
+        </w:rPr>
+        <w:t xml:space="preserve">Reflexión</w:t>
+      </w:r>
+    </w:p>
+    <w:p>
+      <w:pPr>
+        <w:keepNext/>
+      </w:pPr>
+      <w:r>
+        <w:rPr>
+          <w:lang w:val="es-US"/>
+        </w:rPr>
+        <w:t xml:space="preserve">¿Qué te mostró el mapa sobre la esclavitud en 1850 que quizá no habrías notado solo con la lectura?</w:t>
+      </w:r>
+    </w:p>
+    <w:p>
+      <w:pPr>
+        <w:keepNext/>
+        <w:pBdr>
+          <w:bottom w:val="single" w:color="8A949F" w:sz="4" w:space="1"/>
+        </w:pBdr>
+        <w:spacing w:before="100"/>
+      </w:pPr>
+      <w:r>
+        <w:rPr>
+          <w:lang w:val="es-US"/>
+        </w:rPr>
+        <w:t xml:space="preserve"/>
+      </w:r>
+    </w:p>
+    <w:p>
+      <w:pPr>
+        <w:keepNext/>
+        <w:pBdr>
+          <w:bottom w:val="single" w:color="8A949E" w:sz="4" w:space="1"/>
+        </w:pBdr>
+        <w:spacing w:before="100"/>
       </w:pPr>
       <w:r>
         <w:rPr>
@@ -348,36 +595,33 @@
       <w:pPr>
         <w:keepNext w:val="false"/>
         <w:pBdr>
-          <w:bottom w:val="single" w:color="8A949E" w:sz="4" w:space="1"/>
-        </w:pBdr>
-        <w:spacing w:before="170"/>
-      </w:pPr>
-      <w:r>
-        <w:rPr>
-          <w:lang w:val="es-US"/>
-        </w:rPr>
-        <w:t xml:space="preserve"/>
-      </w:r>
-    </w:p>
-    <w:p>
-      <w:pPr>
-        <w:keepNext w:val="false"/>
-        <w:pBdr>
-          <w:bottom w:val="single" w:color="8A949F" w:sz="4" w:space="1"/>
-        </w:pBdr>
-        <w:spacing w:before="170"/>
-      </w:pPr>
-      <w:r>
-        <w:rPr>
-          <w:lang w:val="es-US"/>
-        </w:rPr>
-        <w:t xml:space="preserve"/>
+          <w:bottom w:val="single" w:color="8A949F" w:sz="4" w:space="1"/>
+        </w:pBdr>
+        <w:spacing w:before="100"/>
+      </w:pPr>
+      <w:r>
+        <w:rPr>
+          <w:lang w:val="es-US"/>
+        </w:rPr>
+        <w:t xml:space="preserve"/>
+      </w:r>
+    </w:p>
+    <w:p>
+      <w:pPr>
+        <w:pStyle w:val="Credits"/>
+        <w:spacing w:before="360"/>
+      </w:pPr>
+      <w:r>
+        <w:rPr>
+          <w:lang w:val="es-US"/>
+        </w:rPr>
+        <w:t xml:space="preserve">Map data: Traced from a map in Harper's Atlas of American History (1920), as the pop-ups say; Traced from Harper's Atlas of American History (1920); Traced from Harper's Atlas of American History (1920), an early-1900s interpretation; Not stated on the layer (hosted by the MapMaker team); Harper's Atlas of American History (1920).</w:t>
       </w:r>
     </w:p>
     <w:sectPr>
       <w:footerReference w:type="default" r:id="rId7"/>
       <w:pgSz w:w="12240" w:h="15840" w:orient="portrait"/>
-      <w:pgMar w:top="1080" w:right="1080" w:bottom="1080" w:left="1080" w:header="708" w:footer="500" w:gutter="0"/>
+      <w:pgMar w:top="900" w:right="1080" w:bottom="900" w:left="1080" w:header="708" w:footer="500" w:gutter="0"/>
       <w:pgNumType/>
       <w:docGrid w:linePitch="360"/>
     </w:sectPr>
@@ -436,7 +680,7 @@
       <w:rPr>
         <w:lang w:val="es-US"/>
       </w:rPr>
-      <w:t xml:space="preserve">US Slavery and Slave Trade, 1850, version 0.1.0. Draft translation. Map data: Traced from a map in Harper's Atlas of American History (1920), as the pop-ups say; Traced from Harper's Atlas of American History (1920); Traced from Harper's Atlas of American History (1920), an early-1900s interpretation; Not stated on the layer (hosted by the MapMaker team); Harper's Atlas of American History (1920).</w:t>
+      <w:t xml:space="preserve">US Slavery and Slave Trade, 1850, version 0.2.0. Draft translation.</w:t>
     </w:r>
   </w:p>
 </w:ftr>

--- a/resources/dist/sheets/us-slavery-and-slave-trade-1850-student-sheet-es.docx
+++ b/resources/dist/sheets/us-slavery-and-slave-trade-1850-student-sheet-es.docx
@@ -76,7 +76,7 @@
         </w:rPr>
         <w:t xml:space="preserve">Abre el mapa en MapMaker: </w:t>
       </w:r>
-      <w:hyperlink w:history="1" r:id="rIdbjl0m6g929h3hbcj0b79f">
+      <w:hyperlink w:history="1" r:id="rIdvad4tubrqbudxstleitjk">
         <w:r>
           <w:rPr>
             <w:i/>

--- a/resources/dist/sheets/us-slavery-and-slave-trade-1850-student-sheet-es.docx
+++ b/resources/dist/sheets/us-slavery-and-slave-trade-1850-student-sheet-es.docx
@@ -7,9 +7,6 @@
         <w:pStyle w:val="Heading1"/>
       </w:pPr>
       <w:r>
-        <w:rPr>
-          <w:lang w:val="es-US"/>
-        </w:rPr>
         <w:t xml:space="preserve">La esclavitud y la trata de esclavos en EE. UU., 1850</w:t>
       </w:r>
     </w:p>
@@ -18,30 +15,26 @@
         <w:pStyle w:val="Subtle"/>
       </w:pPr>
       <w:r>
-        <w:rPr>
-          <w:lang w:val="es-US"/>
-        </w:rPr>
         <w:t xml:space="preserve">Hoja del estudiante</w:t>
       </w:r>
     </w:p>
     <w:p>
       <w:pPr>
         <w:tabs>
-          <w:tab w:val="left" w:pos="5200"/>
+          <w:tab w:val="left" w:pos="5000" w:leader="underscore"/>
+          <w:tab w:val="left" w:pos="5600"/>
+          <w:tab w:val="left" w:pos="9400" w:leader="underscore"/>
         </w:tabs>
         <w:spacing w:after="120" w:before="120"/>
       </w:pPr>
       <w:r>
-        <w:rPr>
-          <w:lang w:val="es-US"/>
-        </w:rPr>
-        <w:t xml:space="preserve">Nombre: ____________________________</w:t>
-      </w:r>
-      <w:r>
-        <w:rPr>
-          <w:lang w:val="es-US"/>
-        </w:rPr>
-        <w:t xml:space="preserve">	Fecha: ______________</w:t>
+        <w:t xml:space="preserve">Nombre:</w:t>
+      </w:r>
+      <w:r>
+        <w:t xml:space="preserve">		Fecha:</w:t>
+      </w:r>
+      <w:r>
+        <w:t xml:space="preserve">	</w:t>
       </w:r>
     </w:p>
     <w:p>
@@ -53,50 +46,50 @@
         <w:rPr>
           <w:b/>
           <w:bCs/>
-          <w:lang w:val="es-US"/>
         </w:rPr>
         <w:t xml:space="preserve">Pregunta central: </w:t>
       </w:r>
       <w:r>
-        <w:rPr>
-          <w:lang w:val="es-US"/>
-        </w:rPr>
         <w:t xml:space="preserve">¿Cómo dividía la esclavitud a Estados Unidos en 1850?</w:t>
       </w:r>
     </w:p>
     <w:p>
       <w:pPr>
-        <w:spacing w:after="160"/>
+        <w:spacing w:after="40"/>
       </w:pPr>
       <w:r>
         <w:rPr>
           <w:i/>
           <w:iCs/>
-          <w:lang w:val="es-US"/>
         </w:rPr>
         <w:t xml:space="preserve">Abre el mapa en MapMaker: </w:t>
       </w:r>
-      <w:hyperlink w:history="1" r:id="rIdvad4tubrqbudxstleitjk">
+      <w:hyperlink w:history="1" r:id="rIdrg2turhfo1dya-8zsdqlo">
         <w:r>
           <w:rPr>
             <w:i/>
             <w:iCs/>
             <w:color w:val="0A4FA8"/>
             <w:u w:val="single"/>
-            <w:lang w:val="es-US"/>
           </w:rPr>
-          <w:t xml:space="preserve">US Slavery and Slave Trade, 1850</w:t>
+          <w:t xml:space="preserve">La esclavitud y la trata de esclavos en EE. UU., 1850</w:t>
         </w:r>
       </w:hyperlink>
     </w:p>
     <w:p>
       <w:pPr>
+        <w:pStyle w:val="Credits"/>
+        <w:spacing w:after="160"/>
+      </w:pPr>
+      <w:r>
+        <w:t xml:space="preserve">Dirección del mapa: https://mpmkr.maps.arcgis.com/apps/instant/atlas/index.html?appid=0cd1cdee853c413a84bfe4b9a6931f0d&amp;webmap=819f60a5a3344d958d24f505849abaaa</w:t>
+      </w:r>
+    </w:p>
+    <w:p>
+      <w:pPr>
         <w:pStyle w:val="Heading2"/>
       </w:pPr>
       <w:r>
-        <w:rPr>
-          <w:lang w:val="es-US"/>
-        </w:rPr>
         <w:t xml:space="preserve">Antes de empezar</w:t>
       </w:r>
     </w:p>
@@ -105,9 +98,6 @@
         <w:spacing w:after="80"/>
       </w:pPr>
       <w:r>
-        <w:rPr>
-          <w:lang w:val="es-US"/>
-        </w:rPr>
         <w:t xml:space="preserve">Hacia 1850, los estados del Norte habían abolido la esclavitud o aprobado leyes para abolirla, pero en el Sur la esclavitud era legal y seguía creciendo. Más de 3 millones de personas estaban esclavizadas en Estados Unidos. Cada vez que un nuevo estado se unía a la Unión, el Congreso discutía si allí se permitiría la esclavitud.</w:t>
       </w:r>
     </w:p>
@@ -116,9 +106,6 @@
         <w:pStyle w:val="Heading2"/>
       </w:pPr>
       <w:r>
-        <w:rPr>
-          <w:lang w:val="es-US"/>
-        </w:rPr>
         <w:t xml:space="preserve">Cómo leer el mapa</w:t>
       </w:r>
     </w:p>
@@ -127,10 +114,7 @@
         <w:spacing w:after="80"/>
       </w:pPr>
       <w:r>
-        <w:rPr>
-          <w:lang w:val="es-US"/>
-        </w:rPr>
-        <w:t xml:space="preserve">Los estados y territorios aparecen en tonos marrones si eran libres y en tonos verdes si permitían la esclavitud; los tonos más claros indican que eran libres, o esclavistas, por un compromiso. Una línea gris discontinua marca la línea del Compromiso de Misuri. Las líneas negras continuas son rutas internas de la trata de esclavos. No tienen flechas. Las líneas discontinuas y punteadas de la misma capa muestran rutas marítimas y los viajes de dos barcos, el Amistad y el Creole. Las líneas anaranjadas son rutas aproximadas del Ferrocarril Subterráneo. Acércate para ver las ciudades a lo largo de ellas: puntos anaranjados en Estados Unidos y puntos negros en Canadá.</w:t>
+        <w:t xml:space="preserve">Los estados y territorios aparecen en tonos marrones si eran libres y en tonos verdes si permitían la esclavitud; los tonos más claros indican que eran libres, o esclavistas, por un compromiso. Abre la leyenda para ver los cuatro grupos. Haz clic en un estado para leer su nombre y su año en la ventana emergente. Una línea gris discontinua marca la línea del Compromiso de Misuri; haz clic en ella para ver su ventana emergente. Las líneas negras continuas son rutas internas de la trata de esclavos. No tienen flechas. Las líneas discontinuas y punteadas de la misma capa muestran rutas marítimas y los viajes de dos barcos, el Amistad y el Creole. Las líneas anaranjadas son rutas aproximadas del Ferrocarril Subterráneo. Acércate para ver las ciudades a lo largo de ellas: puntos anaranjados en Estados Unidos y puntos negros en Canadá.</w:t>
       </w:r>
     </w:p>
     <w:p>
@@ -142,14 +126,10 @@
         <w:rPr>
           <w:b/>
           <w:bCs/>
-          <w:lang w:val="es-US"/>
         </w:rPr>
         <w:t xml:space="preserve">Consejo: </w:t>
       </w:r>
       <w:r>
-        <w:rPr>
-          <w:lang w:val="es-US"/>
-        </w:rPr>
         <w:t xml:space="preserve">Si una ventana emergente dice 1 de 2 (o más), hay más de un elemento en ese lugar. Usa las flechas de la ventana para ver cada uno.</w:t>
       </w:r>
     </w:p>
@@ -158,9 +138,6 @@
         <w:pStyle w:val="Heading2"/>
       </w:pPr>
       <w:r>
-        <w:rPr>
-          <w:lang w:val="es-US"/>
-        </w:rPr>
         <w:t xml:space="preserve">Preguntas</w:t>
       </w:r>
     </w:p>
@@ -178,15 +155,11 @@
         <w:rPr>
           <w:b/>
           <w:bCs/>
-          <w:lang w:val="es-US"/>
-        </w:rPr>
-        <w:t xml:space="preserve">Estados libres y estados esclavistas </w:t>
-      </w:r>
-      <w:r>
-        <w:rPr>
-          <w:lang w:val="es-US"/>
-        </w:rPr>
-        <w:t xml:space="preserve">Usa la leyenda para encontrar los estados libres y los estados esclavistas. ¿Cuántos hay de cada uno? ¿Dónde está la línea entre ellos en el Este?</w:t>
+        </w:rPr>
+        <w:t xml:space="preserve">Estados libres y estados esclavistas. </w:t>
+      </w:r>
+      <w:r>
+        <w:t xml:space="preserve">Abre la leyenda y busca los cuatro grupos de la capa US States and Territories 1850 (estados y territorios de EE. UU. en 1850). Cuenta los estados sombreados como Free states (estados libres) y como Slave states (estados esclavistas); haz clic en un estado para leer su nombre. Luego haz clic en dos estados para leer en qué año cada uno se volvió libre o esclavista. ¿Dónde está la línea entre estados libres y esclavistas en el Este?</w:t>
       </w:r>
     </w:p>
     <w:p>
@@ -195,12 +168,9 @@
         <w:pBdr>
           <w:bottom w:val="single" w:color="8A949F" w:sz="4" w:space="1"/>
         </w:pBdr>
-        <w:spacing w:before="100"/>
-      </w:pPr>
-      <w:r>
-        <w:rPr>
-          <w:lang w:val="es-US"/>
-        </w:rPr>
+        <w:spacing w:before="90" w:line="240"/>
+      </w:pPr>
+      <w:r>
         <w:t xml:space="preserve"/>
       </w:r>
     </w:p>
@@ -210,12 +180,21 @@
         <w:pBdr>
           <w:bottom w:val="single" w:color="8A949E" w:sz="4" w:space="1"/>
         </w:pBdr>
-        <w:spacing w:before="100"/>
-      </w:pPr>
-      <w:r>
-        <w:rPr>
-          <w:lang w:val="es-US"/>
-        </w:rPr>
+        <w:spacing w:before="90" w:line="240"/>
+      </w:pPr>
+      <w:r>
+        <w:t xml:space="preserve"/>
+      </w:r>
+    </w:p>
+    <w:p>
+      <w:pPr>
+        <w:keepNext/>
+        <w:pBdr>
+          <w:bottom w:val="single" w:color="8A949F" w:sz="4" w:space="1"/>
+        </w:pBdr>
+        <w:spacing w:before="90" w:line="240"/>
+      </w:pPr>
+      <w:r>
         <w:t xml:space="preserve"/>
       </w:r>
     </w:p>
@@ -223,14 +202,11 @@
       <w:pPr>
         <w:keepNext w:val="false"/>
         <w:pBdr>
-          <w:bottom w:val="single" w:color="8A949F" w:sz="4" w:space="1"/>
-        </w:pBdr>
-        <w:spacing w:before="100"/>
-      </w:pPr>
-      <w:r>
-        <w:rPr>
-          <w:lang w:val="es-US"/>
-        </w:rPr>
+          <w:bottom w:val="single" w:color="8A949E" w:sz="4" w:space="1"/>
+        </w:pBdr>
+        <w:spacing w:before="90" w:line="240"/>
+      </w:pPr>
+      <w:r>
         <w:t xml:space="preserve"/>
       </w:r>
     </w:p>
@@ -248,15 +224,11 @@
         <w:rPr>
           <w:b/>
           <w:bCs/>
-          <w:lang w:val="es-US"/>
-        </w:rPr>
-        <w:t xml:space="preserve">El Compromiso de Misuri </w:t>
-      </w:r>
-      <w:r>
-        <w:rPr>
-          <w:lang w:val="es-US"/>
-        </w:rPr>
-        <w:t xml:space="preserve">Busca la línea del Compromiso de Misuri (la línea gris discontinua). La esclavitud estaba prohibida al norte de ella en el territorio de Luisiana. ¿Qué estado esclavista está mayormente al norte de la línea?</w:t>
+        </w:rPr>
+        <w:t xml:space="preserve">El Compromiso de Misuri. </w:t>
+      </w:r>
+      <w:r>
+        <w:t xml:space="preserve">Busca la línea del Compromiso de Misuri (la línea gris discontinua) y haz clic en ella para leer su ventana emergente. ¿En qué año se aprobó? La esclavitud estaba prohibida al norte de ella en el territorio de Luisiana. ¿Qué estado esclavista está mayormente al norte de la línea, y por qué importa?</w:t>
       </w:r>
     </w:p>
     <w:p>
@@ -265,42 +237,21 @@
         <w:pBdr>
           <w:bottom w:val="single" w:color="8A949F" w:sz="4" w:space="1"/>
         </w:pBdr>
-        <w:spacing w:before="100"/>
-      </w:pPr>
-      <w:r>
-        <w:rPr>
-          <w:lang w:val="es-US"/>
-        </w:rPr>
-        <w:t xml:space="preserve"/>
-      </w:r>
-    </w:p>
-    <w:p>
-      <w:pPr>
-        <w:keepNext/>
+        <w:spacing w:before="90" w:line="240"/>
+      </w:pPr>
+      <w:r>
+        <w:t xml:space="preserve"/>
+      </w:r>
+    </w:p>
+    <w:p>
+      <w:pPr>
+        <w:keepNext w:val="false"/>
         <w:pBdr>
           <w:bottom w:val="single" w:color="8A949E" w:sz="4" w:space="1"/>
         </w:pBdr>
-        <w:spacing w:before="100"/>
-      </w:pPr>
-      <w:r>
-        <w:rPr>
-          <w:lang w:val="es-US"/>
-        </w:rPr>
-        <w:t xml:space="preserve"/>
-      </w:r>
-    </w:p>
-    <w:p>
-      <w:pPr>
-        <w:keepNext w:val="false"/>
-        <w:pBdr>
-          <w:bottom w:val="single" w:color="8A949F" w:sz="4" w:space="1"/>
-        </w:pBdr>
-        <w:spacing w:before="100"/>
-      </w:pPr>
-      <w:r>
-        <w:rPr>
-          <w:lang w:val="es-US"/>
-        </w:rPr>
+        <w:spacing w:before="90" w:line="240"/>
+      </w:pPr>
+      <w:r>
         <w:t xml:space="preserve"/>
       </w:r>
     </w:p>
@@ -318,15 +269,11 @@
         <w:rPr>
           <w:b/>
           <w:bCs/>
-          <w:lang w:val="es-US"/>
-        </w:rPr>
-        <w:t xml:space="preserve">La trata interna de esclavos </w:t>
-      </w:r>
-      <w:r>
-        <w:rPr>
-          <w:lang w:val="es-US"/>
-        </w:rPr>
-        <w:t xml:space="preserve">Sigue las líneas negras continuas de la capa Internal Routes of the US Slave Trade (rutas internas de la trata de esclavos). ¿Qué estados conectan las rutas? Las líneas no tienen flechas, así que usa lo que has aprendido: ¿en qué dirección fueron obligadas a moverse las personas esclavizadas?</w:t>
+        </w:rPr>
+        <w:t xml:space="preserve">La trata interna de esclavos. </w:t>
+      </w:r>
+      <w:r>
+        <w:t xml:space="preserve">En las capas del mapa (Map layers), desactiva Underground Railroad Approximate Routes (rutas aproximadas del Ferrocarril Subterráneo) para que resalten las líneas negras continuas de la capa Internal Routes of the US Slave Trade (rutas internas de la trata de esclavos). Haz clic en los estados donde empiezan las líneas y donde se juntan para leer sus nombres. ¿Dónde llegan las líneas a la costa? Las líneas no tienen flechas: según el patrón y lo que has aprendido, ¿en qué dirección fueron obligadas a moverse las personas esclavizadas?</w:t>
       </w:r>
     </w:p>
     <w:p>
@@ -335,42 +282,21 @@
         <w:pBdr>
           <w:bottom w:val="single" w:color="8A949F" w:sz="4" w:space="1"/>
         </w:pBdr>
-        <w:spacing w:before="100"/>
-      </w:pPr>
-      <w:r>
-        <w:rPr>
-          <w:lang w:val="es-US"/>
-        </w:rPr>
-        <w:t xml:space="preserve"/>
-      </w:r>
-    </w:p>
-    <w:p>
-      <w:pPr>
-        <w:keepNext/>
+        <w:spacing w:before="90" w:line="240"/>
+      </w:pPr>
+      <w:r>
+        <w:t xml:space="preserve"/>
+      </w:r>
+    </w:p>
+    <w:p>
+      <w:pPr>
+        <w:keepNext w:val="false"/>
         <w:pBdr>
           <w:bottom w:val="single" w:color="8A949E" w:sz="4" w:space="1"/>
         </w:pBdr>
-        <w:spacing w:before="100"/>
-      </w:pPr>
-      <w:r>
-        <w:rPr>
-          <w:lang w:val="es-US"/>
-        </w:rPr>
-        <w:t xml:space="preserve"/>
-      </w:r>
-    </w:p>
-    <w:p>
-      <w:pPr>
-        <w:keepNext w:val="false"/>
-        <w:pBdr>
-          <w:bottom w:val="single" w:color="8A949F" w:sz="4" w:space="1"/>
-        </w:pBdr>
-        <w:spacing w:before="100"/>
-      </w:pPr>
-      <w:r>
-        <w:rPr>
-          <w:lang w:val="es-US"/>
-        </w:rPr>
+        <w:spacing w:before="90" w:line="240"/>
+      </w:pPr>
+      <w:r>
         <w:t xml:space="preserve"/>
       </w:r>
     </w:p>
@@ -388,15 +314,11 @@
         <w:rPr>
           <w:b/>
           <w:bCs/>
-          <w:lang w:val="es-US"/>
-        </w:rPr>
-        <w:t xml:space="preserve">Rutas hacia la libertad </w:t>
-      </w:r>
-      <w:r>
-        <w:rPr>
-          <w:lang w:val="es-US"/>
-        </w:rPr>
-        <w:t xml:space="preserve">Abre el marcador Illinois, Indiana, and Ohio. Sigue hacia el norte, desde el río Ohio, las rutas anaranjadas del Ferrocarril Subterráneo, y acércate para leer los nombres de las ciudades a lo largo de ellas. ¿A dónde llevan las rutas?</w:t>
+        </w:rPr>
+        <w:t xml:space="preserve">Rutas hacia la libertad. </w:t>
+      </w:r>
+      <w:r>
+        <w:t xml:space="preserve">Abre el marcador Illinois, Indiana, and Ohio. Sigue hacia el norte, desde el río Ohio, las rutas anaranjadas del Ferrocarril Subterráneo, y acércate para leer los nombres de las ciudades a lo largo de ellas. ¿A dónde llevan las rutas? ¿Por qué crees que muchas siguen más allá de los estados libres?</w:t>
       </w:r>
     </w:p>
     <w:p>
@@ -405,42 +327,21 @@
         <w:pBdr>
           <w:bottom w:val="single" w:color="8A949F" w:sz="4" w:space="1"/>
         </w:pBdr>
-        <w:spacing w:before="100"/>
-      </w:pPr>
-      <w:r>
-        <w:rPr>
-          <w:lang w:val="es-US"/>
-        </w:rPr>
-        <w:t xml:space="preserve"/>
-      </w:r>
-    </w:p>
-    <w:p>
-      <w:pPr>
-        <w:keepNext/>
+        <w:spacing w:before="90" w:line="240"/>
+      </w:pPr>
+      <w:r>
+        <w:t xml:space="preserve"/>
+      </w:r>
+    </w:p>
+    <w:p>
+      <w:pPr>
+        <w:keepNext w:val="false"/>
         <w:pBdr>
           <w:bottom w:val="single" w:color="8A949E" w:sz="4" w:space="1"/>
         </w:pBdr>
-        <w:spacing w:before="100"/>
-      </w:pPr>
-      <w:r>
-        <w:rPr>
-          <w:lang w:val="es-US"/>
-        </w:rPr>
-        <w:t xml:space="preserve"/>
-      </w:r>
-    </w:p>
-    <w:p>
-      <w:pPr>
-        <w:keepNext w:val="false"/>
-        <w:pBdr>
-          <w:bottom w:val="single" w:color="8A949F" w:sz="4" w:space="1"/>
-        </w:pBdr>
-        <w:spacing w:before="100"/>
-      </w:pPr>
-      <w:r>
-        <w:rPr>
-          <w:lang w:val="es-US"/>
-        </w:rPr>
+        <w:spacing w:before="90" w:line="240"/>
+      </w:pPr>
+      <w:r>
         <w:t xml:space="preserve"/>
       </w:r>
     </w:p>
@@ -453,14 +354,10 @@
         <w:rPr>
           <w:b/>
           <w:bCs/>
-          <w:lang w:val="es-US"/>
         </w:rPr>
         <w:t xml:space="preserve">Tu respuesta: </w:t>
       </w:r>
       <w:r>
-        <w:rPr>
-          <w:lang w:val="es-US"/>
-        </w:rPr>
         <w:t xml:space="preserve">Responde la pregunta central con evidencia de al menos dos capas del mapa. Puedes escribir un párrafo, dibujar en el mapa o hacer ambas cosas.</w:t>
       </w:r>
     </w:p>
@@ -470,12 +367,9 @@
         <w:pBdr>
           <w:bottom w:val="single" w:color="8A949F" w:sz="4" w:space="1"/>
         </w:pBdr>
-        <w:spacing w:before="100"/>
-      </w:pPr>
-      <w:r>
-        <w:rPr>
-          <w:lang w:val="es-US"/>
-        </w:rPr>
+        <w:spacing w:before="90" w:line="240"/>
+      </w:pPr>
+      <w:r>
         <w:t xml:space="preserve"/>
       </w:r>
     </w:p>
@@ -485,43 +379,38 @@
         <w:pBdr>
           <w:bottom w:val="single" w:color="8A949E" w:sz="4" w:space="1"/>
         </w:pBdr>
-        <w:spacing w:before="100"/>
-      </w:pPr>
-      <w:r>
-        <w:rPr>
-          <w:lang w:val="es-US"/>
-        </w:rPr>
-        <w:t xml:space="preserve"/>
-      </w:r>
-    </w:p>
-    <w:p>
-      <w:pPr>
-        <w:keepNext/>
+        <w:spacing w:before="90" w:line="240"/>
+      </w:pPr>
+      <w:r>
+        <w:t xml:space="preserve"/>
+      </w:r>
+    </w:p>
+    <w:p>
+      <w:pPr>
+        <w:keepNext w:val="false"/>
         <w:pBdr>
           <w:bottom w:val="single" w:color="8A949F" w:sz="4" w:space="1"/>
         </w:pBdr>
-        <w:spacing w:before="100"/>
-      </w:pPr>
-      <w:r>
-        <w:rPr>
-          <w:lang w:val="es-US"/>
-        </w:rPr>
-        <w:t xml:space="preserve"/>
-      </w:r>
-    </w:p>
-    <w:p>
-      <w:pPr>
-        <w:keepNext/>
-        <w:pBdr>
-          <w:bottom w:val="single" w:color="8A949E" w:sz="4" w:space="1"/>
-        </w:pBdr>
-        <w:spacing w:before="100"/>
-      </w:pPr>
-      <w:r>
-        <w:rPr>
-          <w:lang w:val="es-US"/>
-        </w:rPr>
-        <w:t xml:space="preserve"/>
+        <w:spacing w:before="90" w:line="240"/>
+      </w:pPr>
+      <w:r>
+        <w:t xml:space="preserve"/>
+      </w:r>
+    </w:p>
+    <w:p>
+      <w:pPr>
+        <w:pStyle w:val="Heading2"/>
+      </w:pPr>
+      <w:r>
+        <w:t xml:space="preserve">Reflexión</w:t>
+      </w:r>
+    </w:p>
+    <w:p>
+      <w:pPr>
+        <w:keepNext/>
+      </w:pPr>
+      <w:r>
+        <w:t xml:space="preserve">¿Qué te mostró el mapa sobre la esclavitud en 1850 que quizá no habrías notado solo con la lectura?</w:t>
       </w:r>
     </w:p>
     <w:p>
@@ -530,92 +419,19 @@
         <w:pBdr>
           <w:bottom w:val="single" w:color="8A949F" w:sz="4" w:space="1"/>
         </w:pBdr>
-        <w:spacing w:before="100"/>
-      </w:pPr>
-      <w:r>
-        <w:rPr>
-          <w:lang w:val="es-US"/>
-        </w:rPr>
-        <w:t xml:space="preserve"/>
-      </w:r>
-    </w:p>
-    <w:p>
-      <w:pPr>
-        <w:pStyle w:val="Heading2"/>
-      </w:pPr>
-      <w:r>
-        <w:rPr>
-          <w:lang w:val="es-US"/>
-        </w:rPr>
-        <w:t xml:space="preserve">Reflexión</w:t>
-      </w:r>
-    </w:p>
-    <w:p>
-      <w:pPr>
-        <w:keepNext/>
-      </w:pPr>
-      <w:r>
-        <w:rPr>
-          <w:lang w:val="es-US"/>
-        </w:rPr>
-        <w:t xml:space="preserve">¿Qué te mostró el mapa sobre la esclavitud en 1850 que quizá no habrías notado solo con la lectura?</w:t>
-      </w:r>
-    </w:p>
-    <w:p>
-      <w:pPr>
-        <w:keepNext/>
-        <w:pBdr>
-          <w:bottom w:val="single" w:color="8A949F" w:sz="4" w:space="1"/>
-        </w:pBdr>
-        <w:spacing w:before="100"/>
-      </w:pPr>
-      <w:r>
-        <w:rPr>
-          <w:lang w:val="es-US"/>
-        </w:rPr>
-        <w:t xml:space="preserve"/>
-      </w:r>
-    </w:p>
-    <w:p>
-      <w:pPr>
-        <w:keepNext/>
-        <w:pBdr>
-          <w:bottom w:val="single" w:color="8A949E" w:sz="4" w:space="1"/>
-        </w:pBdr>
-        <w:spacing w:before="100"/>
-      </w:pPr>
-      <w:r>
-        <w:rPr>
-          <w:lang w:val="es-US"/>
-        </w:rPr>
-        <w:t xml:space="preserve"/>
-      </w:r>
-    </w:p>
-    <w:p>
-      <w:pPr>
-        <w:keepNext w:val="false"/>
-        <w:pBdr>
-          <w:bottom w:val="single" w:color="8A949F" w:sz="4" w:space="1"/>
-        </w:pBdr>
-        <w:spacing w:before="100"/>
-      </w:pPr>
-      <w:r>
-        <w:rPr>
-          <w:lang w:val="es-US"/>
-        </w:rPr>
+        <w:spacing w:before="90" w:line="240"/>
+      </w:pPr>
+      <w:r>
         <w:t xml:space="preserve"/>
       </w:r>
     </w:p>
     <w:p>
       <w:pPr>
         <w:pStyle w:val="Credits"/>
-        <w:spacing w:before="360"/>
-      </w:pPr>
-      <w:r>
-        <w:rPr>
-          <w:lang w:val="es-US"/>
-        </w:rPr>
-        <w:t xml:space="preserve">Map data: Traced from a map in Harper's Atlas of American History (1920), as the pop-ups say; Traced from Harper's Atlas of American History (1920); Traced from Harper's Atlas of American History (1920), an early-1900s interpretation; Not stated on the layer (hosted by the MapMaker team); Harper's Atlas of American History (1920).</w:t>
+        <w:spacing w:before="120"/>
+      </w:pPr>
+      <w:r>
+        <w:t xml:space="preserve">Datos del mapa: Traced from a map in Harper's Atlas of American History (1920), as the pop-ups say; Traced from Harper's Atlas of American History (1920); Traced from Harper's Atlas of American History (1920), an early-1900s interpretation; Not stated on the layer (hosted by the MapMaker team); Harper's Atlas of American History (1920).</w:t>
       </w:r>
     </w:p>
     <w:sectPr>
@@ -677,10 +493,7 @@
       <w:pStyle w:val="Credits"/>
     </w:pPr>
     <w:r>
-      <w:rPr>
-        <w:lang w:val="es-US"/>
-      </w:rPr>
-      <w:t xml:space="preserve">US Slavery and Slave Trade, 1850, version 0.2.0. Draft translation.</w:t>
+      <w:t xml:space="preserve">La esclavitud y la trata de esclavos en EE. UU., 1850, 0.3.0.</w:t>
     </w:r>
   </w:p>
 </w:ftr>
@@ -844,6 +657,7 @@
         <w:rFonts w:ascii="Arial" w:cs="Arial" w:eastAsia="Arial" w:hAnsi="Arial"/>
         <w:sz w:val="24"/>
         <w:szCs w:val="24"/>
+        <w:lang w:val="es-US"/>
       </w:rPr>
     </w:rPrDefault>
     <w:pPrDefault>
@@ -867,10 +681,17 @@
     <w:basedOn w:val="Normal"/>
     <w:next w:val="Normal"/>
     <w:qFormat/>
-    <w:rPr>
-      <w:color w:val="2E74B5"/>
-      <w:sz w:val="32"/>
-      <w:szCs w:val="32"/>
+    <w:pPr>
+      <w:spacing w:after="60"/>
+      <w:outlineLvl w:val="0"/>
+    </w:pPr>
+    <w:rPr>
+      <w:rFonts w:ascii="Arial" w:cs="Arial" w:eastAsia="Arial" w:hAnsi="Arial"/>
+      <w:b/>
+      <w:bCs/>
+      <w:color w:val="1F1F1F"/>
+      <w:sz w:val="36"/>
+      <w:szCs w:val="36"/>
     </w:rPr>
   </w:style>
   <w:style w:type="paragraph" w:styleId="Heading2">
@@ -878,10 +699,18 @@
     <w:basedOn w:val="Normal"/>
     <w:next w:val="Normal"/>
     <w:qFormat/>
-    <w:rPr>
-      <w:color w:val="2E74B5"/>
-      <w:sz w:val="26"/>
-      <w:szCs w:val="26"/>
+    <w:pPr>
+      <w:keepNext/>
+      <w:spacing w:after="40" w:before="180"/>
+      <w:outlineLvl w:val="1"/>
+    </w:pPr>
+    <w:rPr>
+      <w:rFonts w:ascii="Arial" w:cs="Arial" w:eastAsia="Arial" w:hAnsi="Arial"/>
+      <w:b/>
+      <w:bCs/>
+      <w:color w:val="1F1F1F"/>
+      <w:sz w:val="28"/>
+      <w:szCs w:val="28"/>
     </w:rPr>
   </w:style>
   <w:style w:type="paragraph" w:styleId="Heading3">
@@ -889,8 +718,16 @@
     <w:basedOn w:val="Normal"/>
     <w:next w:val="Normal"/>
     <w:qFormat/>
-    <w:rPr>
-      <w:color w:val="1F4D78"/>
+    <w:pPr>
+      <w:keepNext/>
+      <w:spacing w:after="40" w:before="140"/>
+      <w:outlineLvl w:val="2"/>
+    </w:pPr>
+    <w:rPr>
+      <w:rFonts w:ascii="Arial" w:cs="Arial" w:eastAsia="Arial" w:hAnsi="Arial"/>
+      <w:b/>
+      <w:bCs/>
+      <w:color w:val="1F1F1F"/>
       <w:sz w:val="24"/>
       <w:szCs w:val="24"/>
     </w:rPr>
@@ -1023,51 +860,14 @@
       <w:szCs w:val="20"/>
     </w:rPr>
   </w:style>
-  <w:style w:type="paragraph" w:styleId="Heading1">
-    <w:name w:val="Heading 1"/>
-    <w:basedOn w:val="Normal"/>
-    <w:next w:val="Normal"/>
-    <w:qFormat/>
-    <w:pPr>
-      <w:spacing w:after="60"/>
-      <w:outlineLvl w:val="0"/>
-    </w:pPr>
-    <w:rPr>
-      <w:rFonts w:ascii="Arial" w:cs="Arial" w:eastAsia="Arial" w:hAnsi="Arial"/>
-      <w:b/>
-      <w:bCs/>
-      <w:color w:val="1F1F1F"/>
-      <w:sz w:val="36"/>
-      <w:szCs w:val="36"/>
-    </w:rPr>
-  </w:style>
-  <w:style w:type="paragraph" w:styleId="Heading2">
-    <w:name w:val="Heading 2"/>
-    <w:basedOn w:val="Normal"/>
-    <w:next w:val="Normal"/>
-    <w:qFormat/>
-    <w:pPr>
-      <w:keepNext/>
-      <w:spacing w:after="40" w:before="180"/>
-      <w:outlineLvl w:val="1"/>
-    </w:pPr>
-    <w:rPr>
-      <w:rFonts w:ascii="Arial" w:cs="Arial" w:eastAsia="Arial" w:hAnsi="Arial"/>
-      <w:b/>
-      <w:bCs/>
-      <w:color w:val="1F1F1F"/>
-      <w:sz w:val="28"/>
-      <w:szCs w:val="28"/>
-    </w:rPr>
-  </w:style>
   <w:style w:type="paragraph" w:styleId="Subtle">
     <w:name w:val="Subtle"/>
     <w:basedOn w:val="Normal"/>
     <w:rPr>
       <w:rFonts w:ascii="Arial" w:cs="Arial" w:eastAsia="Arial" w:hAnsi="Arial"/>
       <w:color w:val="555555"/>
-      <w:sz w:val="20"/>
-      <w:szCs w:val="20"/>
+      <w:sz w:val="22"/>
+      <w:szCs w:val="22"/>
     </w:rPr>
   </w:style>
   <w:style w:type="paragraph" w:styleId="Credits">
@@ -1079,8 +879,8 @@
     <w:rPr>
       <w:rFonts w:ascii="Arial" w:cs="Arial" w:eastAsia="Arial" w:hAnsi="Arial"/>
       <w:color w:val="555555"/>
-      <w:sz w:val="16"/>
-      <w:szCs w:val="16"/>
+      <w:sz w:val="18"/>
+      <w:szCs w:val="18"/>
     </w:rPr>
   </w:style>
 </w:styles>

--- a/resources/dist/sheets/us-slavery-and-slave-trade-1850-student-sheet-es.docx
+++ b/resources/dist/sheets/us-slavery-and-slave-trade-1850-student-sheet-es.docx
@@ -64,7 +64,7 @@
         </w:rPr>
         <w:t xml:space="preserve">Abre el mapa en MapMaker: </w:t>
       </w:r>
-      <w:hyperlink w:history="1" r:id="rIdrg2turhfo1dya-8zsdqlo">
+      <w:hyperlink w:history="1" r:id="rId4ijtmx8jx8uuyoa8pdhcc">
         <w:r>
           <w:rPr>
             <w:i/>
@@ -493,7 +493,7 @@
       <w:pStyle w:val="Credits"/>
     </w:pPr>
     <w:r>
-      <w:t xml:space="preserve">La esclavitud y la trata de esclavos en EE. UU., 1850, 0.3.0.</w:t>
+      <w:t xml:space="preserve">La esclavitud y la trata de esclavos en EE. UU., 1850, 0.3.1.</w:t>
     </w:r>
   </w:p>
 </w:ftr>

--- a/resources/dist/sheets/us-slavery-and-slave-trade-1850-student-sheet-es.docx
+++ b/resources/dist/sheets/us-slavery-and-slave-trade-1850-student-sheet-es.docx
@@ -64,7 +64,7 @@
         </w:rPr>
         <w:t xml:space="preserve">Abre el mapa en MapMaker: </w:t>
       </w:r>
-      <w:hyperlink w:history="1" r:id="rId4ijtmx8jx8uuyoa8pdhcc">
+      <w:hyperlink w:history="1" r:id="rIdc8luyd0r3xpvlhbldilyk">
         <w:r>
           <w:rPr>
             <w:i/>

--- a/resources/dist/sheets/us-slavery-and-slave-trade-1850-student-sheet-es.docx
+++ b/resources/dist/sheets/us-slavery-and-slave-trade-1850-student-sheet-es.docx
@@ -64,7 +64,7 @@
         </w:rPr>
         <w:t xml:space="preserve">Abre el mapa en MapMaker: </w:t>
       </w:r>
-      <w:hyperlink w:history="1" r:id="rIdc8luyd0r3xpvlhbldilyk">
+      <w:hyperlink w:history="1" r:id="rIdh_wfrrehfp91_nmkzdoyv">
         <w:r>
           <w:rPr>
             <w:i/>

--- a/resources/dist/sheets/us-slavery-and-slave-trade-1850-student-sheet-es.docx
+++ b/resources/dist/sheets/us-slavery-and-slave-trade-1850-student-sheet-es.docx
@@ -64,7 +64,7 @@
         </w:rPr>
         <w:t xml:space="preserve">Abre el mapa en MapMaker: </w:t>
       </w:r>
-      <w:hyperlink w:history="1" r:id="rIdh_wfrrehfp91_nmkzdoyv">
+      <w:hyperlink w:history="1" r:id="rIdhukxoqd0exdahqc3bb5km">
         <w:r>
           <w:rPr>
             <w:i/>

--- a/resources/dist/sheets/us-slavery-and-slave-trade-1850-student-sheet-es.docx
+++ b/resources/dist/sheets/us-slavery-and-slave-trade-1850-student-sheet-es.docx
@@ -64,7 +64,7 @@
         </w:rPr>
         <w:t xml:space="preserve">Abre el mapa en MapMaker: </w:t>
       </w:r>
-      <w:hyperlink w:history="1" r:id="rIdhukxoqd0exdahqc3bb5km">
+      <w:hyperlink w:history="1" r:id="rIdcpr7w1rntvasfz_k7c3rs">
         <w:r>
           <w:rPr>
             <w:i/>

--- a/resources/dist/sheets/us-slavery-and-slave-trade-1850-student-sheet-es.docx
+++ b/resources/dist/sheets/us-slavery-and-slave-trade-1850-student-sheet-es.docx
@@ -64,7 +64,7 @@
         </w:rPr>
         <w:t xml:space="preserve">Abre el mapa en MapMaker: </w:t>
       </w:r>
-      <w:hyperlink w:history="1" r:id="rIdcpr7w1rntvasfz_k7c3rs">
+      <w:hyperlink w:history="1" r:id="rIdfdo2agx8ambyvis-7qkoe">
         <w:r>
           <w:rPr>
             <w:i/>
@@ -493,7 +493,7 @@
       <w:pStyle w:val="Credits"/>
     </w:pPr>
     <w:r>
-      <w:t xml:space="preserve">La esclavitud y la trata de esclavos en EE. UU., 1850, 0.3.1.</w:t>
+      <w:t xml:space="preserve">La esclavitud y la trata de esclavos en EE. UU., 1850, 0.4.0.</w:t>
     </w:r>
   </w:p>
 </w:ftr>

--- a/resources/dist/sheets/us-slavery-and-slave-trade-1850-student-sheet-es.docx
+++ b/resources/dist/sheets/us-slavery-and-slave-trade-1850-student-sheet-es.docx
@@ -64,7 +64,7 @@
         </w:rPr>
         <w:t xml:space="preserve">Abre el mapa en MapMaker: </w:t>
       </w:r>
-      <w:hyperlink w:history="1" r:id="rIdfdo2agx8ambyvis-7qkoe">
+      <w:hyperlink w:history="1" r:id="rIdeduigfl5s2depb6bpp8dg">
         <w:r>
           <w:rPr>
             <w:i/>
@@ -493,7 +493,7 @@
       <w:pStyle w:val="Credits"/>
     </w:pPr>
     <w:r>
-      <w:t xml:space="preserve">La esclavitud y la trata de esclavos en EE. UU., 1850, 0.4.0.</w:t>
+      <w:t xml:space="preserve">La esclavitud y la trata de esclavos en EE. UU., 1850, 0.4.1.</w:t>
     </w:r>
   </w:p>
 </w:ftr>

--- a/resources/dist/sheets/us-slavery-and-slave-trade-1850-student-sheet-es.docx
+++ b/resources/dist/sheets/us-slavery-and-slave-trade-1850-student-sheet-es.docx
@@ -64,7 +64,7 @@
         </w:rPr>
         <w:t xml:space="preserve">Abre el mapa en MapMaker: </w:t>
       </w:r>
-      <w:hyperlink w:history="1" r:id="rIdeduigfl5s2depb6bpp8dg">
+      <w:hyperlink w:history="1" r:id="rIdqoa27k4cotu-gqugjckv-">
         <w:r>
           <w:rPr>
             <w:i/>

--- a/resources/dist/sheets/us-slavery-and-slave-trade-1850-student-sheet-es.docx
+++ b/resources/dist/sheets/us-slavery-and-slave-trade-1850-student-sheet-es.docx
@@ -64,7 +64,7 @@
         </w:rPr>
         <w:t xml:space="preserve">Abre el mapa en MapMaker: </w:t>
       </w:r>
-      <w:hyperlink w:history="1" r:id="rIdqoa27k4cotu-gqugjckv-">
+      <w:hyperlink w:history="1" r:id="rIdzbtqu70topjial_4jtr0f">
         <w:r>
           <w:rPr>
             <w:i/>
@@ -159,7 +159,7 @@
         <w:t xml:space="preserve">Estados libres y estados esclavistas. </w:t>
       </w:r>
       <w:r>
-        <w:t xml:space="preserve">Abre la leyenda y busca los cuatro grupos de la capa US States and Territories 1850 (estados y territorios de EE. UU. en 1850). Cuenta los estados sombreados como Free states (estados libres) y como Slave states (estados esclavistas); haz clic en un estado para leer su nombre. Luego haz clic en dos estados para leer en qué año cada uno se volvió libre o esclavista. ¿Dónde está la línea entre estados libres y esclavistas en el Este?</w:t>
+        <w:t xml:space="preserve">Abre la leyenda y busca los cuatro grupos de la capa US States and Territories 1850 (estados y territorios de EE. UU. en 1850). ¿Qué grupos son libres y cuáles permiten la esclavitud? Haz clic en un estado de cada grupo para leer su nombre, y en dos estados para leer en qué año cada uno se volvió libre o esclavista. ¿Dónde está la línea entre estados libres y esclavistas en el Este?</w:t>
       </w:r>
     </w:p>
     <w:p>
@@ -493,7 +493,7 @@
       <w:pStyle w:val="Credits"/>
     </w:pPr>
     <w:r>
-      <w:t xml:space="preserve">La esclavitud y la trata de esclavos en EE. UU., 1850, 0.4.1.</w:t>
+      <w:t xml:space="preserve">La esclavitud y la trata de esclavos en EE. UU., 1850, 0.5.0.</w:t>
     </w:r>
   </w:p>
 </w:ftr>

--- a/resources/dist/sheets/us-slavery-and-slave-trade-1850-student-sheet-es.docx
+++ b/resources/dist/sheets/us-slavery-and-slave-trade-1850-student-sheet-es.docx
@@ -64,7 +64,7 @@
         </w:rPr>
         <w:t xml:space="preserve">Abre el mapa en MapMaker: </w:t>
       </w:r>
-      <w:hyperlink w:history="1" r:id="rIdzbtqu70topjial_4jtr0f">
+      <w:hyperlink w:history="1" r:id="rIdlh3qsjcv4v2uhuypaeml7">
         <w:r>
           <w:rPr>
             <w:i/>
@@ -493,7 +493,7 @@
       <w:pStyle w:val="Credits"/>
     </w:pPr>
     <w:r>
-      <w:t xml:space="preserve">La esclavitud y la trata de esclavos en EE. UU., 1850, 0.5.0.</w:t>
+      <w:t xml:space="preserve">La esclavitud y la trata de esclavos en EE. UU., 1850, 0.6.0.</w:t>
     </w:r>
   </w:p>
 </w:ftr>

--- a/resources/dist/sheets/us-slavery-and-slave-trade-1850-student-sheet-es.docx
+++ b/resources/dist/sheets/us-slavery-and-slave-trade-1850-student-sheet-es.docx
@@ -64,7 +64,7 @@
         </w:rPr>
         <w:t xml:space="preserve">Abre el mapa en MapMaker: </w:t>
       </w:r>
-      <w:hyperlink w:history="1" r:id="rIdlh3qsjcv4v2uhuypaeml7">
+      <w:hyperlink w:history="1" r:id="rIdu-5kvb3za4zlis4eaoxvk">
         <w:r>
           <w:rPr>
             <w:i/>
@@ -493,7 +493,7 @@
       <w:pStyle w:val="Credits"/>
     </w:pPr>
     <w:r>
-      <w:t xml:space="preserve">La esclavitud y la trata de esclavos en EE. UU., 1850, 0.6.0.</w:t>
+      <w:t xml:space="preserve">La esclavitud y la trata de esclavos en EE. UU., 1850, 0.6.1.</w:t>
     </w:r>
   </w:p>
 </w:ftr>

--- a/resources/dist/sheets/us-slavery-and-slave-trade-1850-student-sheet-es.docx
+++ b/resources/dist/sheets/us-slavery-and-slave-trade-1850-student-sheet-es.docx
@@ -25,7 +25,7 @@
           <w:tab w:val="left" w:pos="5600"/>
           <w:tab w:val="left" w:pos="9400" w:leader="underscore"/>
         </w:tabs>
-        <w:spacing w:after="120" w:before="120"/>
+        <w:spacing w:after="60" w:before="60"/>
       </w:pPr>
       <w:r>
         <w:t xml:space="preserve">Nombre:</w:t>
@@ -40,7 +40,7 @@
     <w:p>
       <w:pPr>
         <w:shd w:fill="E5EDF5" w:val="clear"/>
-        <w:spacing w:after="120"/>
+        <w:spacing w:after="80"/>
       </w:pPr>
       <w:r>
         <w:rPr>
@@ -64,7 +64,7 @@
         </w:rPr>
         <w:t xml:space="preserve">Abre el mapa en MapMaker: </w:t>
       </w:r>
-      <w:hyperlink w:history="1" r:id="rIdu-5kvb3za4zlis4eaoxvk">
+      <w:hyperlink w:history="1" r:id="rIdc0u0xlzzrvnf7nqr9srk2">
         <w:r>
           <w:rPr>
             <w:i/>
@@ -88,6 +88,7 @@
     <w:p>
       <w:pPr>
         <w:pStyle w:val="Heading2"/>
+        <w:spacing w:after="20" w:before="80"/>
       </w:pPr>
       <w:r>
         <w:t xml:space="preserve">Antes de empezar</w:t>
@@ -104,6 +105,7 @@
     <w:p>
       <w:pPr>
         <w:pStyle w:val="Heading2"/>
+        <w:spacing w:after="20" w:before="80"/>
       </w:pPr>
       <w:r>
         <w:t xml:space="preserve">Cómo leer el mapa</w:t>
@@ -136,6 +138,7 @@
     <w:p>
       <w:pPr>
         <w:pStyle w:val="Heading2"/>
+        <w:spacing w:after="20" w:before="80"/>
       </w:pPr>
       <w:r>
         <w:t xml:space="preserve">Preguntas</w:t>
@@ -149,17 +152,89 @@
           <w:ilvl w:val="0"/>
           <w:numId w:val="2"/>
         </w:numPr>
-        <w:spacing w:before="160"/>
-      </w:pPr>
-      <w:r>
-        <w:rPr>
-          <w:b/>
-          <w:bCs/>
-        </w:rPr>
-        <w:t xml:space="preserve">Estados libres y estados esclavistas. </w:t>
-      </w:r>
-      <w:r>
-        <w:t xml:space="preserve">Abre la leyenda y busca los cuatro grupos de la capa US States and Territories 1850 (estados y territorios de EE. UU. en 1850). ¿Qué grupos son libres y cuáles permiten la esclavitud? Haz clic en un estado de cada grupo para leer su nombre, y en dos estados para leer en qué año cada uno se volvió libre o esclavista. ¿Dónde está la línea entre estados libres y esclavistas en el Este?</w:t>
+        <w:spacing w:after="20" w:before="100"/>
+      </w:pPr>
+      <w:r>
+        <w:rPr>
+          <w:b/>
+          <w:bCs/>
+        </w:rPr>
+        <w:t xml:space="preserve">Estados libres y estados esclavistas</w:t>
+      </w:r>
+    </w:p>
+    <w:p>
+      <w:pPr>
+        <w:keepNext/>
+        <w:spacing w:after="0"/>
+        <w:ind w:left="360"/>
+      </w:pPr>
+      <w:r>
+        <w:rPr>
+          <w:b/>
+          <w:bCs/>
+          <w:color w:val="00619B"/>
+        </w:rPr>
+        <w:t xml:space="preserve">En el mapa:</w:t>
+      </w:r>
+    </w:p>
+    <w:p>
+      <w:pPr>
+        <w:keepNext/>
+        <w:spacing w:after="0" w:line="230"/>
+        <w:ind w:left="720" w:hanging="300"/>
+      </w:pPr>
+      <w:r>
+        <w:rPr>
+          <w:sz w:val="22"/>
+          <w:szCs w:val="22"/>
+        </w:rPr>
+        <w:t xml:space="preserve">1.	Abre la leyenda y busca los cuatro grupos de la capa US States and Territories 1850 (estados y territorios de EE. UU. en 1850).</w:t>
+      </w:r>
+    </w:p>
+    <w:p>
+      <w:pPr>
+        <w:keepNext/>
+        <w:spacing w:after="0" w:line="230"/>
+        <w:ind w:left="720" w:hanging="300"/>
+      </w:pPr>
+      <w:r>
+        <w:rPr>
+          <w:sz w:val="22"/>
+          <w:szCs w:val="22"/>
+        </w:rPr>
+        <w:t xml:space="preserve">2.	Haz clic en un estado de cada grupo para leer su nombre.</w:t>
+      </w:r>
+    </w:p>
+    <w:p>
+      <w:pPr>
+        <w:keepNext/>
+        <w:spacing w:after="0" w:line="230"/>
+        <w:ind w:left="720" w:hanging="300"/>
+      </w:pPr>
+      <w:r>
+        <w:rPr>
+          <w:sz w:val="22"/>
+          <w:szCs w:val="22"/>
+        </w:rPr>
+        <w:t xml:space="preserve">3.	Haz clic en dos estados para leer en qué año cada uno se volvió libre o esclavista.</w:t>
+      </w:r>
+    </w:p>
+    <w:p>
+      <w:pPr>
+        <w:keepNext/>
+        <w:spacing w:before="40"/>
+        <w:ind w:left="360"/>
+      </w:pPr>
+      <w:r>
+        <w:rPr>
+          <w:b/>
+          <w:bCs/>
+          <w:color w:val="00619B"/>
+        </w:rPr>
+        <w:t xml:space="preserve">Responde: </w:t>
+      </w:r>
+      <w:r>
+        <w:t xml:space="preserve">¿Qué grupos son libres y cuáles permiten la esclavitud? ¿Dónde está la línea entre estados libres y esclavistas en el Este?</w:t>
       </w:r>
     </w:p>
     <w:p>
@@ -168,7 +243,7 @@
         <w:pBdr>
           <w:bottom w:val="single" w:color="8A949F" w:sz="4" w:space="1"/>
         </w:pBdr>
-        <w:spacing w:before="90" w:line="240"/>
+        <w:spacing w:before="80" w:line="240"/>
       </w:pPr>
       <w:r>
         <w:t xml:space="preserve"/>
@@ -180,7 +255,7 @@
         <w:pBdr>
           <w:bottom w:val="single" w:color="8A949E" w:sz="4" w:space="1"/>
         </w:pBdr>
-        <w:spacing w:before="90" w:line="240"/>
+        <w:spacing w:before="80" w:line="240"/>
       </w:pPr>
       <w:r>
         <w:t xml:space="preserve"/>
@@ -188,11 +263,116 @@
     </w:p>
     <w:p>
       <w:pPr>
-        <w:keepNext/>
+        <w:keepNext w:val="false"/>
         <w:pBdr>
           <w:bottom w:val="single" w:color="8A949F" w:sz="4" w:space="1"/>
         </w:pBdr>
-        <w:spacing w:before="90" w:line="240"/>
+        <w:spacing w:before="80" w:line="240"/>
+      </w:pPr>
+      <w:r>
+        <w:t xml:space="preserve"/>
+      </w:r>
+    </w:p>
+    <w:p>
+      <w:pPr>
+        <w:pStyle w:val="ListParagraph"/>
+        <w:keepNext/>
+        <w:numPr>
+          <w:ilvl w:val="0"/>
+          <w:numId w:val="2"/>
+        </w:numPr>
+        <w:spacing w:after="20" w:before="100"/>
+      </w:pPr>
+      <w:r>
+        <w:rPr>
+          <w:b/>
+          <w:bCs/>
+        </w:rPr>
+        <w:t xml:space="preserve">El Compromiso de Misuri</w:t>
+      </w:r>
+    </w:p>
+    <w:p>
+      <w:pPr>
+        <w:keepNext/>
+        <w:spacing w:after="0"/>
+        <w:ind w:left="360"/>
+      </w:pPr>
+      <w:r>
+        <w:rPr>
+          <w:b/>
+          <w:bCs/>
+          <w:color w:val="00619B"/>
+        </w:rPr>
+        <w:t xml:space="preserve">En el mapa:</w:t>
+      </w:r>
+    </w:p>
+    <w:p>
+      <w:pPr>
+        <w:keepNext/>
+        <w:spacing w:after="0" w:line="230"/>
+        <w:ind w:left="720" w:hanging="300"/>
+      </w:pPr>
+      <w:r>
+        <w:rPr>
+          <w:sz w:val="22"/>
+          <w:szCs w:val="22"/>
+        </w:rPr>
+        <w:t xml:space="preserve">1.	Busca la línea del Compromiso de Misuri (la línea gris discontinua).</w:t>
+      </w:r>
+    </w:p>
+    <w:p>
+      <w:pPr>
+        <w:keepNext/>
+        <w:spacing w:after="0" w:line="230"/>
+        <w:ind w:left="720" w:hanging="300"/>
+      </w:pPr>
+      <w:r>
+        <w:rPr>
+          <w:sz w:val="22"/>
+          <w:szCs w:val="22"/>
+        </w:rPr>
+        <w:t xml:space="preserve">2.	Haz clic en ella y lee su ventana emergente.</w:t>
+      </w:r>
+    </w:p>
+    <w:p>
+      <w:pPr>
+        <w:keepNext/>
+        <w:spacing w:after="0" w:line="230"/>
+        <w:ind w:left="720" w:hanging="300"/>
+      </w:pPr>
+      <w:r>
+        <w:rPr>
+          <w:sz w:val="22"/>
+          <w:szCs w:val="22"/>
+        </w:rPr>
+        <w:t xml:space="preserve">3.	Busca el estado esclavista que está mayormente al norte de la línea.</w:t>
+      </w:r>
+    </w:p>
+    <w:p>
+      <w:pPr>
+        <w:keepNext/>
+        <w:spacing w:before="40"/>
+        <w:ind w:left="360"/>
+      </w:pPr>
+      <w:r>
+        <w:rPr>
+          <w:b/>
+          <w:bCs/>
+          <w:color w:val="00619B"/>
+        </w:rPr>
+        <w:t xml:space="preserve">Responde: </w:t>
+      </w:r>
+      <w:r>
+        <w:t xml:space="preserve">¿En qué año se aprobó el Compromiso de Misuri? La esclavitud estaba prohibida al norte de la línea en el territorio de Luisiana: ¿qué estado esclavista está mayormente al norte de ella, y por qué importa?</w:t>
+      </w:r>
+    </w:p>
+    <w:p>
+      <w:pPr>
+        <w:keepNext/>
+        <w:pBdr>
+          <w:bottom w:val="single" w:color="8A949F" w:sz="4" w:space="1"/>
+        </w:pBdr>
+        <w:spacing w:before="80" w:line="240"/>
       </w:pPr>
       <w:r>
         <w:t xml:space="preserve"/>
@@ -204,7 +384,7 @@
         <w:pBdr>
           <w:bottom w:val="single" w:color="8A949E" w:sz="4" w:space="1"/>
         </w:pBdr>
-        <w:spacing w:before="90" w:line="240"/>
+        <w:spacing w:before="80" w:line="240"/>
       </w:pPr>
       <w:r>
         <w:t xml:space="preserve"/>
@@ -218,17 +398,103 @@
           <w:ilvl w:val="0"/>
           <w:numId w:val="2"/>
         </w:numPr>
-        <w:spacing w:before="160"/>
-      </w:pPr>
-      <w:r>
-        <w:rPr>
-          <w:b/>
-          <w:bCs/>
-        </w:rPr>
-        <w:t xml:space="preserve">El Compromiso de Misuri. </w:t>
-      </w:r>
-      <w:r>
-        <w:t xml:space="preserve">Busca la línea del Compromiso de Misuri (la línea gris discontinua) y haz clic en ella para leer su ventana emergente. ¿En qué año se aprobó? La esclavitud estaba prohibida al norte de ella en el territorio de Luisiana. ¿Qué estado esclavista está mayormente al norte de la línea, y por qué importa?</w:t>
+        <w:spacing w:after="20" w:before="100"/>
+      </w:pPr>
+      <w:r>
+        <w:rPr>
+          <w:b/>
+          <w:bCs/>
+        </w:rPr>
+        <w:t xml:space="preserve">La trata interna de esclavos</w:t>
+      </w:r>
+    </w:p>
+    <w:p>
+      <w:pPr>
+        <w:keepNext/>
+        <w:spacing w:after="0"/>
+        <w:ind w:left="360"/>
+      </w:pPr>
+      <w:r>
+        <w:rPr>
+          <w:b/>
+          <w:bCs/>
+          <w:color w:val="00619B"/>
+        </w:rPr>
+        <w:t xml:space="preserve">En el mapa:</w:t>
+      </w:r>
+    </w:p>
+    <w:p>
+      <w:pPr>
+        <w:keepNext/>
+        <w:spacing w:after="0" w:line="230"/>
+        <w:ind w:left="720" w:hanging="300"/>
+      </w:pPr>
+      <w:r>
+        <w:rPr>
+          <w:sz w:val="22"/>
+          <w:szCs w:val="22"/>
+        </w:rPr>
+        <w:t xml:space="preserve">1.	En las capas del mapa (Map layers), desactiva Underground Railroad Approximate Routes (rutas aproximadas del Ferrocarril Subterráneo) para que resalten las líneas negras continuas de la capa Internal Routes of the US Slave Trade (rutas internas de la trata de esclavos).</w:t>
+      </w:r>
+    </w:p>
+    <w:p>
+      <w:pPr>
+        <w:keepNext/>
+        <w:spacing w:after="0" w:line="230"/>
+        <w:ind w:left="720" w:hanging="300"/>
+      </w:pPr>
+      <w:r>
+        <w:rPr>
+          <w:sz w:val="22"/>
+          <w:szCs w:val="22"/>
+        </w:rPr>
+        <w:t xml:space="preserve">2.	Haz clic en los estados donde empiezan las líneas y lee sus nombres.</w:t>
+      </w:r>
+    </w:p>
+    <w:p>
+      <w:pPr>
+        <w:keepNext/>
+        <w:spacing w:after="0" w:line="230"/>
+        <w:ind w:left="720" w:hanging="300"/>
+      </w:pPr>
+      <w:r>
+        <w:rPr>
+          <w:sz w:val="22"/>
+          <w:szCs w:val="22"/>
+        </w:rPr>
+        <w:t xml:space="preserve">3.	Haz clic en los estados donde se juntan las líneas y lee sus nombres.</w:t>
+      </w:r>
+    </w:p>
+    <w:p>
+      <w:pPr>
+        <w:keepNext/>
+        <w:spacing w:after="0" w:line="230"/>
+        <w:ind w:left="720" w:hanging="300"/>
+      </w:pPr>
+      <w:r>
+        <w:rPr>
+          <w:sz w:val="22"/>
+          <w:szCs w:val="22"/>
+        </w:rPr>
+        <w:t xml:space="preserve">4.	Busca dónde llegan las líneas a la costa.</w:t>
+      </w:r>
+    </w:p>
+    <w:p>
+      <w:pPr>
+        <w:keepNext/>
+        <w:spacing w:before="40"/>
+        <w:ind w:left="360"/>
+      </w:pPr>
+      <w:r>
+        <w:rPr>
+          <w:b/>
+          <w:bCs/>
+          <w:color w:val="00619B"/>
+        </w:rPr>
+        <w:t xml:space="preserve">Responde: </w:t>
+      </w:r>
+      <w:r>
+        <w:t xml:space="preserve">¿Dónde llegan las líneas a la costa? Las líneas no tienen flechas: según el patrón y lo que has aprendido, ¿en qué dirección fueron obligadas a moverse las personas esclavizadas?</w:t>
       </w:r>
     </w:p>
     <w:p>
@@ -237,7 +503,7 @@
         <w:pBdr>
           <w:bottom w:val="single" w:color="8A949F" w:sz="4" w:space="1"/>
         </w:pBdr>
-        <w:spacing w:before="90" w:line="240"/>
+        <w:spacing w:before="80" w:line="240"/>
       </w:pPr>
       <w:r>
         <w:t xml:space="preserve"/>
@@ -249,7 +515,7 @@
         <w:pBdr>
           <w:bottom w:val="single" w:color="8A949E" w:sz="4" w:space="1"/>
         </w:pBdr>
-        <w:spacing w:before="90" w:line="240"/>
+        <w:spacing w:before="80" w:line="240"/>
       </w:pPr>
       <w:r>
         <w:t xml:space="preserve"/>
@@ -263,17 +529,89 @@
           <w:ilvl w:val="0"/>
           <w:numId w:val="2"/>
         </w:numPr>
-        <w:spacing w:before="160"/>
-      </w:pPr>
-      <w:r>
-        <w:rPr>
-          <w:b/>
-          <w:bCs/>
-        </w:rPr>
-        <w:t xml:space="preserve">La trata interna de esclavos. </w:t>
-      </w:r>
-      <w:r>
-        <w:t xml:space="preserve">En las capas del mapa (Map layers), desactiva Underground Railroad Approximate Routes (rutas aproximadas del Ferrocarril Subterráneo) para que resalten las líneas negras continuas de la capa Internal Routes of the US Slave Trade (rutas internas de la trata de esclavos). Haz clic en los estados donde empiezan las líneas y donde se juntan para leer sus nombres. ¿Dónde llegan las líneas a la costa? Las líneas no tienen flechas: según el patrón y lo que has aprendido, ¿en qué dirección fueron obligadas a moverse las personas esclavizadas?</w:t>
+        <w:spacing w:after="20" w:before="100"/>
+      </w:pPr>
+      <w:r>
+        <w:rPr>
+          <w:b/>
+          <w:bCs/>
+        </w:rPr>
+        <w:t xml:space="preserve">Rutas hacia la libertad</w:t>
+      </w:r>
+    </w:p>
+    <w:p>
+      <w:pPr>
+        <w:keepNext/>
+        <w:spacing w:after="0"/>
+        <w:ind w:left="360"/>
+      </w:pPr>
+      <w:r>
+        <w:rPr>
+          <w:b/>
+          <w:bCs/>
+          <w:color w:val="00619B"/>
+        </w:rPr>
+        <w:t xml:space="preserve">En el mapa:</w:t>
+      </w:r>
+    </w:p>
+    <w:p>
+      <w:pPr>
+        <w:keepNext/>
+        <w:spacing w:after="0" w:line="230"/>
+        <w:ind w:left="720" w:hanging="300"/>
+      </w:pPr>
+      <w:r>
+        <w:rPr>
+          <w:sz w:val="22"/>
+          <w:szCs w:val="22"/>
+        </w:rPr>
+        <w:t xml:space="preserve">1.	Abre el marcador Illinois, Indiana, and Ohio.</w:t>
+      </w:r>
+    </w:p>
+    <w:p>
+      <w:pPr>
+        <w:keepNext/>
+        <w:spacing w:after="0" w:line="230"/>
+        <w:ind w:left="720" w:hanging="300"/>
+      </w:pPr>
+      <w:r>
+        <w:rPr>
+          <w:sz w:val="22"/>
+          <w:szCs w:val="22"/>
+        </w:rPr>
+        <w:t xml:space="preserve">2.	Sigue hacia el norte, desde el río Ohio, las rutas anaranjadas del Ferrocarril Subterráneo.</w:t>
+      </w:r>
+    </w:p>
+    <w:p>
+      <w:pPr>
+        <w:keepNext/>
+        <w:spacing w:after="0" w:line="230"/>
+        <w:ind w:left="720" w:hanging="300"/>
+      </w:pPr>
+      <w:r>
+        <w:rPr>
+          <w:sz w:val="22"/>
+          <w:szCs w:val="22"/>
+        </w:rPr>
+        <w:t xml:space="preserve">3.	Acércate para leer los nombres de las ciudades a lo largo de ellas.</w:t>
+      </w:r>
+    </w:p>
+    <w:p>
+      <w:pPr>
+        <w:keepNext/>
+        <w:spacing w:before="40"/>
+        <w:ind w:left="360"/>
+      </w:pPr>
+      <w:r>
+        <w:rPr>
+          <w:b/>
+          <w:bCs/>
+          <w:color w:val="00619B"/>
+        </w:rPr>
+        <w:t xml:space="preserve">Responde: </w:t>
+      </w:r>
+      <w:r>
+        <w:t xml:space="preserve">¿A dónde llevan las rutas? ¿Por qué crees que muchas siguen más allá de los estados libres?</w:t>
       </w:r>
     </w:p>
     <w:p>
@@ -282,7 +620,7 @@
         <w:pBdr>
           <w:bottom w:val="single" w:color="8A949F" w:sz="4" w:space="1"/>
         </w:pBdr>
-        <w:spacing w:before="90" w:line="240"/>
+        <w:spacing w:before="80" w:line="240"/>
       </w:pPr>
       <w:r>
         <w:t xml:space="preserve"/>
@@ -294,7 +632,7 @@
         <w:pBdr>
           <w:bottom w:val="single" w:color="8A949E" w:sz="4" w:space="1"/>
         </w:pBdr>
-        <w:spacing w:before="90" w:line="240"/>
+        <w:spacing w:before="80" w:line="240"/>
       </w:pPr>
       <w:r>
         <w:t xml:space="preserve"/>
@@ -302,12 +640,7 @@
     </w:p>
     <w:p>
       <w:pPr>
-        <w:pStyle w:val="ListParagraph"/>
-        <w:keepNext/>
-        <w:numPr>
-          <w:ilvl w:val="0"/>
-          <w:numId w:val="2"/>
-        </w:numPr>
+        <w:keepNext/>
         <w:spacing w:before="160"/>
       </w:pPr>
       <w:r>
@@ -315,10 +648,10 @@
           <w:b/>
           <w:bCs/>
         </w:rPr>
-        <w:t xml:space="preserve">Rutas hacia la libertad. </w:t>
-      </w:r>
-      <w:r>
-        <w:t xml:space="preserve">Abre el marcador Illinois, Indiana, and Ohio. Sigue hacia el norte, desde el río Ohio, las rutas anaranjadas del Ferrocarril Subterráneo, y acércate para leer los nombres de las ciudades a lo largo de ellas. ¿A dónde llevan las rutas? ¿Por qué crees que muchas siguen más allá de los estados libres?</w:t>
+        <w:t xml:space="preserve">Tu respuesta: </w:t>
+      </w:r>
+      <w:r>
+        <w:t xml:space="preserve">Responde la pregunta central con evidencia de al menos dos capas del mapa. Puedes escribir un párrafo, dibujar en el mapa o hacer ambas cosas.</w:t>
       </w:r>
     </w:p>
     <w:p>
@@ -327,7 +660,7 @@
         <w:pBdr>
           <w:bottom w:val="single" w:color="8A949F" w:sz="4" w:space="1"/>
         </w:pBdr>
-        <w:spacing w:before="90" w:line="240"/>
+        <w:spacing w:before="80" w:line="240"/>
       </w:pPr>
       <w:r>
         <w:t xml:space="preserve"/>
@@ -339,7 +672,7 @@
         <w:pBdr>
           <w:bottom w:val="single" w:color="8A949E" w:sz="4" w:space="1"/>
         </w:pBdr>
-        <w:spacing w:before="90" w:line="240"/>
+        <w:spacing w:before="80" w:line="240"/>
       </w:pPr>
       <w:r>
         <w:t xml:space="preserve"/>
@@ -347,42 +680,19 @@
     </w:p>
     <w:p>
       <w:pPr>
-        <w:keepNext/>
-        <w:spacing w:before="320"/>
-      </w:pPr>
-      <w:r>
-        <w:rPr>
-          <w:b/>
-          <w:bCs/>
-        </w:rPr>
-        <w:t xml:space="preserve">Tu respuesta: </w:t>
-      </w:r>
-      <w:r>
-        <w:t xml:space="preserve">Responde la pregunta central con evidencia de al menos dos capas del mapa. Puedes escribir un párrafo, dibujar en el mapa o hacer ambas cosas.</w:t>
-      </w:r>
-    </w:p>
-    <w:p>
-      <w:pPr>
-        <w:keepNext/>
-        <w:pBdr>
-          <w:bottom w:val="single" w:color="8A949F" w:sz="4" w:space="1"/>
-        </w:pBdr>
-        <w:spacing w:before="90" w:line="240"/>
-      </w:pPr>
-      <w:r>
-        <w:t xml:space="preserve"/>
-      </w:r>
-    </w:p>
-    <w:p>
-      <w:pPr>
-        <w:keepNext/>
-        <w:pBdr>
-          <w:bottom w:val="single" w:color="8A949E" w:sz="4" w:space="1"/>
-        </w:pBdr>
-        <w:spacing w:before="90" w:line="240"/>
-      </w:pPr>
-      <w:r>
-        <w:t xml:space="preserve"/>
+        <w:pStyle w:val="Heading2"/>
+        <w:spacing w:after="20" w:before="80"/>
+      </w:pPr>
+      <w:r>
+        <w:t xml:space="preserve">Reflexión</w:t>
+      </w:r>
+    </w:p>
+    <w:p>
+      <w:pPr>
+        <w:keepNext/>
+      </w:pPr>
+      <w:r>
+        <w:t xml:space="preserve">¿Qué te mostró el mapa sobre la esclavitud en 1850 que quizá no habrías notado solo con la lectura?</w:t>
       </w:r>
     </w:p>
     <w:p>
@@ -391,7 +701,7 @@
         <w:pBdr>
           <w:bottom w:val="single" w:color="8A949F" w:sz="4" w:space="1"/>
         </w:pBdr>
-        <w:spacing w:before="90" w:line="240"/>
+        <w:spacing w:before="80" w:line="240"/>
       </w:pPr>
       <w:r>
         <w:t xml:space="preserve"/>
@@ -399,38 +709,14 @@
     </w:p>
     <w:p>
       <w:pPr>
-        <w:pStyle w:val="Heading2"/>
-      </w:pPr>
-      <w:r>
-        <w:t xml:space="preserve">Reflexión</w:t>
-      </w:r>
-    </w:p>
-    <w:p>
-      <w:pPr>
-        <w:keepNext/>
-      </w:pPr>
-      <w:r>
-        <w:t xml:space="preserve">¿Qué te mostró el mapa sobre la esclavitud en 1850 que quizá no habrías notado solo con la lectura?</w:t>
-      </w:r>
-    </w:p>
-    <w:p>
-      <w:pPr>
-        <w:keepNext w:val="false"/>
-        <w:pBdr>
-          <w:bottom w:val="single" w:color="8A949F" w:sz="4" w:space="1"/>
-        </w:pBdr>
-        <w:spacing w:before="90" w:line="240"/>
-      </w:pPr>
-      <w:r>
-        <w:t xml:space="preserve"/>
-      </w:r>
-    </w:p>
-    <w:p>
-      <w:pPr>
         <w:pStyle w:val="Credits"/>
-        <w:spacing w:before="120"/>
-      </w:pPr>
-      <w:r>
+        <w:spacing w:before="60" w:line="190"/>
+      </w:pPr>
+      <w:r>
+        <w:rPr>
+          <w:sz w:val="16"/>
+          <w:szCs w:val="16"/>
+        </w:rPr>
         <w:t xml:space="preserve">Datos del mapa: Traced from a map in Harper's Atlas of American History (1920), as the pop-ups say; Traced from Harper's Atlas of American History (1920); Traced from Harper's Atlas of American History (1920), an early-1900s interpretation; Not stated on the layer (hosted by the MapMaker team); Harper's Atlas of American History (1920).</w:t>
       </w:r>
     </w:p>
@@ -493,7 +779,7 @@
       <w:pStyle w:val="Credits"/>
     </w:pPr>
     <w:r>
-      <w:t xml:space="preserve">La esclavitud y la trata de esclavos en EE. UU., 1850, 0.6.1.</w:t>
+      <w:t xml:space="preserve">La esclavitud y la trata de esclavos en EE. UU., 1850, 0.7.0.</w:t>
     </w:r>
   </w:p>
 </w:ftr>

--- a/resources/dist/sheets/us-slavery-and-slave-trade-1850-student-sheet-es.docx
+++ b/resources/dist/sheets/us-slavery-and-slave-trade-1850-student-sheet-es.docx
@@ -64,7 +64,7 @@
         </w:rPr>
         <w:t xml:space="preserve">Abre el mapa en MapMaker: </w:t>
       </w:r>
-      <w:hyperlink w:history="1" r:id="rIdc0u0xlzzrvnf7nqr9srk2">
+      <w:hyperlink w:history="1" r:id="rId0w5mwozdbs5eh5iv-jb9e">
         <w:r>
           <w:rPr>
             <w:i/>
@@ -779,7 +779,7 @@
       <w:pStyle w:val="Credits"/>
     </w:pPr>
     <w:r>
-      <w:t xml:space="preserve">La esclavitud y la trata de esclavos en EE. UU., 1850, 0.7.0.</w:t>
+      <w:t xml:space="preserve">La esclavitud y la trata de esclavos en EE. UU., 1850, 0.8.0.</w:t>
     </w:r>
   </w:p>
 </w:ftr>

--- a/resources/dist/sheets/us-slavery-and-slave-trade-1850-student-sheet-es.docx
+++ b/resources/dist/sheets/us-slavery-and-slave-trade-1850-student-sheet-es.docx
@@ -64,7 +64,7 @@
         </w:rPr>
         <w:t xml:space="preserve">Abre el mapa en MapMaker: </w:t>
       </w:r>
-      <w:hyperlink w:history="1" r:id="rId0w5mwozdbs5eh5iv-jb9e">
+      <w:hyperlink w:history="1" r:id="rId5ddmntil3pasfqenqabwq">
         <w:r>
           <w:rPr>
             <w:i/>

--- a/resources/dist/sheets/us-slavery-and-slave-trade-1850-student-sheet-es.docx
+++ b/resources/dist/sheets/us-slavery-and-slave-trade-1850-student-sheet-es.docx
@@ -64,7 +64,7 @@
         </w:rPr>
         <w:t xml:space="preserve">Abre el mapa en MapMaker: </w:t>
       </w:r>
-      <w:hyperlink w:history="1" r:id="rId5ddmntil3pasfqenqabwq">
+      <w:hyperlink w:history="1" r:id="rIdqukacvwnxsnhptuyxlzzz">
         <w:r>
           <w:rPr>
             <w:i/>

--- a/resources/dist/sheets/us-slavery-and-slave-trade-1850-student-sheet-es.docx
+++ b/resources/dist/sheets/us-slavery-and-slave-trade-1850-student-sheet-es.docx
@@ -62,9 +62,9 @@
           <w:i/>
           <w:iCs/>
         </w:rPr>
-        <w:t xml:space="preserve">Abre el mapa en MapMaker: </w:t>
-      </w:r>
-      <w:hyperlink w:history="1" r:id="rIdqukacvwnxsnhptuyxlzzz">
+        <w:t xml:space="preserve">Abre el mapa: </w:t>
+      </w:r>
+      <w:hyperlink w:history="1" r:id="rIdqo6xq20d1_gvfqyrlapfx">
         <w:r>
           <w:rPr>
             <w:i/>
@@ -82,7 +82,7 @@
         <w:spacing w:after="160"/>
       </w:pPr>
       <w:r>
-        <w:t xml:space="preserve">Dirección del mapa: https://mpmkr.maps.arcgis.com/apps/instant/atlas/index.html?appid=0cd1cdee853c413a84bfe4b9a6931f0d&amp;webmap=819f60a5a3344d958d24f505849abaaa</w:t>
+        <w:t xml:space="preserve">Dirección del mapa: https://www.arcgis.com/apps/instant/atlas/index.html?appid=0cd1cdee853c413a84bfe4b9a6931f0d&amp;webmap=819f60a5a3344d958d24f505849abaaa</w:t>
       </w:r>
     </w:p>
     <w:p>

--- a/resources/dist/sheets/us-slavery-and-slave-trade-1850-student-sheet-es.docx
+++ b/resources/dist/sheets/us-slavery-and-slave-trade-1850-student-sheet-es.docx
@@ -64,7 +64,7 @@
         </w:rPr>
         <w:t xml:space="preserve">Abre el mapa: </w:t>
       </w:r>
-      <w:hyperlink w:history="1" r:id="rIdqo6xq20d1_gvfqyrlapfx">
+      <w:hyperlink w:history="1" r:id="rIdyrjqiuyjsh4tvhd14wl2s">
         <w:r>
           <w:rPr>
             <w:i/>

--- a/resources/dist/sheets/us-slavery-and-slave-trade-1850-student-sheet-es.docx
+++ b/resources/dist/sheets/us-slavery-and-slave-trade-1850-student-sheet-es.docx
@@ -64,7 +64,7 @@
         </w:rPr>
         <w:t xml:space="preserve">Abre el mapa: </w:t>
       </w:r>
-      <w:hyperlink w:history="1" r:id="rIdyrjqiuyjsh4tvhd14wl2s">
+      <w:hyperlink w:history="1" r:id="rIdlevwkf5dwzy2xfe4p6znc">
         <w:r>
           <w:rPr>
             <w:i/>

--- a/resources/dist/sheets/us-slavery-and-slave-trade-1850-student-sheet-es.docx
+++ b/resources/dist/sheets/us-slavery-and-slave-trade-1850-student-sheet-es.docx
@@ -64,7 +64,7 @@
         </w:rPr>
         <w:t xml:space="preserve">Abre el mapa: </w:t>
       </w:r>
-      <w:hyperlink w:history="1" r:id="rIdlevwkf5dwzy2xfe4p6znc">
+      <w:hyperlink w:history="1" r:id="rIdypg8m31pzcxc4lpif6xli">
         <w:r>
           <w:rPr>
             <w:i/>
@@ -779,7 +779,7 @@
       <w:pStyle w:val="Credits"/>
     </w:pPr>
     <w:r>
-      <w:t xml:space="preserve">La esclavitud y la trata de esclavos en EE. UU., 1850, 0.8.0.</w:t>
+      <w:t xml:space="preserve">La esclavitud y la trata de esclavos en EE. UU., 1850, 0.8.1.</w:t>
     </w:r>
   </w:p>
 </w:ftr>

--- a/resources/dist/sheets/us-slavery-and-slave-trade-1850-student-sheet-es.docx
+++ b/resources/dist/sheets/us-slavery-and-slave-trade-1850-student-sheet-es.docx
@@ -55,7 +55,7 @@
     </w:p>
     <w:p>
       <w:pPr>
-        <w:spacing w:after="40"/>
+        <w:spacing w:after="160"/>
       </w:pPr>
       <w:r>
         <w:rPr>
@@ -64,7 +64,7 @@
         </w:rPr>
         <w:t xml:space="preserve">Abre el mapa: </w:t>
       </w:r>
-      <w:hyperlink w:history="1" r:id="rIdypg8m31pzcxc4lpif6xli">
+      <w:hyperlink w:history="1" r:id="rIdtb10alghpxmoae4mr7hgp">
         <w:r>
           <w:rPr>
             <w:i/>
@@ -78,15 +78,6 @@
     </w:p>
     <w:p>
       <w:pPr>
-        <w:pStyle w:val="Credits"/>
-        <w:spacing w:after="160"/>
-      </w:pPr>
-      <w:r>
-        <w:t xml:space="preserve">Dirección del mapa: https://www.arcgis.com/apps/instant/atlas/index.html?appid=0cd1cdee853c413a84bfe4b9a6931f0d&amp;webmap=819f60a5a3344d958d24f505849abaaa</w:t>
-      </w:r>
-    </w:p>
-    <w:p>
-      <w:pPr>
         <w:pStyle w:val="Heading2"/>
         <w:spacing w:after="20" w:before="80"/>
       </w:pPr>
@@ -705,19 +696,6 @@
       </w:pPr>
       <w:r>
         <w:t xml:space="preserve"/>
-      </w:r>
-    </w:p>
-    <w:p>
-      <w:pPr>
-        <w:pStyle w:val="Credits"/>
-        <w:spacing w:before="60" w:line="190"/>
-      </w:pPr>
-      <w:r>
-        <w:rPr>
-          <w:sz w:val="16"/>
-          <w:szCs w:val="16"/>
-        </w:rPr>
-        <w:t xml:space="preserve">Datos del mapa: Traced from a map in Harper's Atlas of American History (1920), as the pop-ups say; Traced from Harper's Atlas of American History (1920); Traced from Harper's Atlas of American History (1920), an early-1900s interpretation; Not stated on the layer (hosted by the MapMaker team); Harper's Atlas of American History (1920).</w:t>
       </w:r>
     </w:p>
     <w:sectPr>

--- a/resources/dist/sheets/us-slavery-and-slave-trade-1850-student-sheet-es.docx
+++ b/resources/dist/sheets/us-slavery-and-slave-trade-1850-student-sheet-es.docx
@@ -64,7 +64,7 @@
         </w:rPr>
         <w:t xml:space="preserve">Abre el mapa: </w:t>
       </w:r>
-      <w:hyperlink w:history="1" r:id="rIdtb10alghpxmoae4mr7hgp">
+      <w:hyperlink w:history="1" r:id="rIdtordgxjmljlley893sjbt">
         <w:r>
           <w:rPr>
             <w:i/>

--- a/resources/dist/sheets/us-slavery-and-slave-trade-1850-student-sheet-es.docx
+++ b/resources/dist/sheets/us-slavery-and-slave-trade-1850-student-sheet-es.docx
@@ -64,7 +64,7 @@
         </w:rPr>
         <w:t xml:space="preserve">Abre el mapa: </w:t>
       </w:r>
-      <w:hyperlink w:history="1" r:id="rIdtordgxjmljlley893sjbt">
+      <w:hyperlink w:history="1" r:id="rIdy6cgxaalg4-36qi5oydfv">
         <w:r>
           <w:rPr>
             <w:i/>
@@ -757,7 +757,7 @@
       <w:pStyle w:val="Credits"/>
     </w:pPr>
     <w:r>
-      <w:t xml:space="preserve">La esclavitud y la trata de esclavos en EE. UU., 1850, 0.8.1.</w:t>
+      <w:t xml:space="preserve">La esclavitud y la trata de esclavos en EE. UU., 1850, 0.8.2.</w:t>
     </w:r>
   </w:p>
 </w:ftr>

--- a/resources/dist/sheets/us-slavery-and-slave-trade-1850-student-sheet-es.docx
+++ b/resources/dist/sheets/us-slavery-and-slave-trade-1850-student-sheet-es.docx
@@ -64,7 +64,7 @@
         </w:rPr>
         <w:t xml:space="preserve">Abre el mapa: </w:t>
       </w:r>
-      <w:hyperlink w:history="1" r:id="rIdy6cgxaalg4-36qi5oydfv">
+      <w:hyperlink w:history="1" r:id="rId1ytufx9jgj2bjr6xs20wz">
         <w:r>
           <w:rPr>
             <w:i/>

--- a/resources/dist/sheets/us-slavery-and-slave-trade-1850-student-sheet-es.docx
+++ b/resources/dist/sheets/us-slavery-and-slave-trade-1850-student-sheet-es.docx
@@ -64,7 +64,7 @@
         </w:rPr>
         <w:t xml:space="preserve">Abre el mapa: </w:t>
       </w:r>
-      <w:hyperlink w:history="1" r:id="rId1ytufx9jgj2bjr6xs20wz">
+      <w:hyperlink w:history="1" r:id="rIdcxdtqm9dmiqwnr8n-fd7h">
         <w:r>
           <w:rPr>
             <w:i/>

--- a/resources/dist/sheets/us-slavery-and-slave-trade-1850-student-sheet-es.docx
+++ b/resources/dist/sheets/us-slavery-and-slave-trade-1850-student-sheet-es.docx
@@ -64,7 +64,7 @@
         </w:rPr>
         <w:t xml:space="preserve">Abre el mapa: </w:t>
       </w:r>
-      <w:hyperlink w:history="1" r:id="rIdcxdtqm9dmiqwnr8n-fd7h">
+      <w:hyperlink w:history="1" r:id="rIds_kotjtr08c2xdc1eq5mm">
         <w:r>
           <w:rPr>
             <w:i/>
